--- a/vkr_project/document/ВКР_обзор_проекта.docx
+++ b/vkr_project/document/ВКР_обзор_проекта.docx
@@ -22,7 +22,7 @@
         <w:rPr>
           <w:sz w:val="28"/>
         </w:rPr>
-        <w:t>Обзор проекта ВКР: что изучаем, на каком материале и как</w:t>
+        <w:t>Обзор проекта ВКР для обсуждения с научным руководителем: что делаем, на каком материале, как, что потянем и что нет</w:t>
       </w:r>
     </w:p>
     <w:p>
@@ -65,7 +65,7 @@
               <w:rPr>
                 <w:sz w:val="21"/>
               </w:rPr>
-              <w:t>Документ подготовлен с помощью ИИ-ассистента Claude как рабочая записка: она помогает понять проект и обсудить его с руководителем. Это не текст ВКР. По Положению ЮФУ (приказ № 184-ОД от 26.06.2026) ИИ можно использовать при формулировке темы, целей и задач, но использование нужно раскрыть, а сгенерированный текст нельзя переносить в работу без существенной авторской переработки (п. 3.3, 4.2). Числа взяты из расчётов проекта (папка results/), цитаты — из корпуса; источники литературы я читал не все — об этом сказано в тексте.</w:t>
+              <w:t>Записка подготовлена с помощью ИИ-ассистента Claude для обсуждения проекта с научным руководителем: что делаем, что готово и какие решения нужны. Это не текст ВКР. По Положению ЮФУ (приказ № 184-ОД от 26.06.2026) ИИ можно использовать при формулировке темы, целей и задач, но использование нужно раскрыть, а сгенерированный текст нельзя переносить в работу без существенной авторской переработки (п. 3.3, 4.2). Числа взяты из расчётов проекта (папка results/), цитаты — из корпуса; источники литературы я читал не все — об этом сказано в тексте.</w:t>
             </w:r>
           </w:p>
         </w:tc>
@@ -3523,7 +3523,959 @@
         <w:pStyle w:val="Heading1"/>
       </w:pPr>
       <w:r>
-        <w:t>10. Вероятные вопросы руководителя и ответы</w:t>
+        <w:t>9а. Что потянем, что под вопросом, что не потянем</w:t>
+      </w:r>
+    </w:p>
+    <w:tbl>
+      <w:tblPr>
+        <w:tblStyle w:val="TableGrid"/>
+        <w:tblW w:type="auto" w:w="0"/>
+        <w:jc w:val="center"/>
+        <w:tblLayout w:type="fixed"/>
+        <w:tblLook w:firstColumn="1" w:firstRow="1" w:lastColumn="0" w:lastRow="0" w:noHBand="0" w:noVBand="1" w:val="04A0"/>
+      </w:tblPr>
+      <w:tblGrid>
+        <w:gridCol w:w="3118"/>
+        <w:gridCol w:w="3118"/>
+        <w:gridCol w:w="3118"/>
+      </w:tblGrid>
+      <w:tr>
+        <w:trPr>
+          <w:tblHeader/>
+        </w:trPr>
+        <w:tc>
+          <w:tcPr>
+            <w:tcW w:type="dxa" w:w="2041"/>
+            <w:shd w:val="clear" w:color="auto" w:fill="E8EDF2"/>
+          </w:tcPr>
+          <w:p>
+            <w:pPr>
+              <w:spacing w:after="40"/>
+            </w:pPr>
+            <w:r/>
+            <w:r>
+              <w:rPr>
+                <w:b/>
+                <w:sz w:val="19"/>
+              </w:rPr>
+              <w:t>Статус</w:t>
+            </w:r>
+          </w:p>
+        </w:tc>
+        <w:tc>
+          <w:tcPr>
+            <w:tcW w:type="dxa" w:w="3628"/>
+            <w:shd w:val="clear" w:color="auto" w:fill="E8EDF2"/>
+          </w:tcPr>
+          <w:p>
+            <w:pPr>
+              <w:spacing w:after="40"/>
+            </w:pPr>
+            <w:r/>
+            <w:r>
+              <w:rPr>
+                <w:b/>
+                <w:sz w:val="19"/>
+              </w:rPr>
+              <w:t>Что</w:t>
+            </w:r>
+          </w:p>
+        </w:tc>
+        <w:tc>
+          <w:tcPr>
+            <w:tcW w:type="dxa" w:w="3685"/>
+            <w:shd w:val="clear" w:color="auto" w:fill="E8EDF2"/>
+          </w:tcPr>
+          <w:p>
+            <w:pPr>
+              <w:spacing w:after="40"/>
+            </w:pPr>
+            <w:r/>
+            <w:r>
+              <w:rPr>
+                <w:b/>
+                <w:sz w:val="19"/>
+              </w:rPr>
+              <w:t>Почему</w:t>
+            </w:r>
+          </w:p>
+        </w:tc>
+      </w:tr>
+      <w:tr>
+        <w:tc>
+          <w:tcPr>
+            <w:tcW w:type="dxa" w:w="2041"/>
+          </w:tcPr>
+          <w:p>
+            <w:pPr>
+              <w:spacing w:after="40" w:line="240" w:lineRule="auto"/>
+            </w:pPr>
+            <w:r/>
+            <w:r>
+              <w:rPr>
+                <w:sz w:val="19"/>
+              </w:rPr>
+              <w:t>Потянем (данные и расчёты есть)</w:t>
+            </w:r>
+          </w:p>
+        </w:tc>
+        <w:tc>
+          <w:tcPr>
+            <w:tcW w:type="dxa" w:w="3628"/>
+          </w:tcPr>
+          <w:p>
+            <w:pPr>
+              <w:spacing w:after="40" w:line="240" w:lineRule="auto"/>
+            </w:pPr>
+            <w:r/>
+            <w:r>
+              <w:rPr>
+                <w:sz w:val="19"/>
+              </w:rPr>
+              <w:t>Корпус из 202 текстов девяти изданий; частотный и коллокационный анализ; жанровая структура; темы LDA с оговорками; стилометрия (TTR и MATTR); сравнение The Blueprint и SYMBOL; параграф про цифровую лексику</w:t>
+            </w:r>
+          </w:p>
+        </w:tc>
+        <w:tc>
+          <w:tcPr>
+            <w:tcW w:type="dxa" w:w="3685"/>
+          </w:tcPr>
+          <w:p>
+            <w:pPr>
+              <w:spacing w:after="40" w:line="240" w:lineRule="auto"/>
+            </w:pPr>
+            <w:r/>
+            <w:r>
+              <w:rPr>
+                <w:sz w:val="19"/>
+              </w:rPr>
+              <w:t>Всё посчитано, результаты воспроизводятся скриптами, ограничения описаны (§2.6)</w:t>
+            </w:r>
+          </w:p>
+        </w:tc>
+      </w:tr>
+      <w:tr>
+        <w:tc>
+          <w:tcPr>
+            <w:tcW w:type="dxa" w:w="2041"/>
+          </w:tcPr>
+          <w:p>
+            <w:pPr>
+              <w:spacing w:after="40" w:line="240" w:lineRule="auto"/>
+            </w:pPr>
+            <w:r/>
+            <w:r>
+              <w:rPr>
+                <w:sz w:val="19"/>
+              </w:rPr>
+              <w:t>Под вопросом (нужна работа до сдачи)</w:t>
+            </w:r>
+          </w:p>
+        </w:tc>
+        <w:tc>
+          <w:tcPr>
+            <w:tcW w:type="dxa" w:w="3628"/>
+          </w:tcPr>
+          <w:p>
+            <w:pPr>
+              <w:spacing w:after="40" w:line="240" w:lineRule="auto"/>
+            </w:pPr>
+            <w:r/>
+            <w:r>
+              <w:rPr>
+                <w:sz w:val="19"/>
+              </w:rPr>
+              <w:t>Анализ тональности</w:t>
+            </w:r>
+          </w:p>
+        </w:tc>
+        <w:tc>
+          <w:tcPr>
+            <w:tcW w:type="dxa" w:w="3685"/>
+          </w:tcPr>
+          <w:p>
+            <w:pPr>
+              <w:spacing w:after="40" w:line="240" w:lineRule="auto"/>
+            </w:pPr>
+            <w:r/>
+            <w:r>
+              <w:rPr>
+                <w:sz w:val="19"/>
+              </w:rPr>
+              <w:t>Модель не пересчитана в текущей среде; нужно запустить скрипт и, желательно, проверить выборку вручную</w:t>
+            </w:r>
+          </w:p>
+        </w:tc>
+      </w:tr>
+      <w:tr>
+        <w:tc>
+          <w:tcPr>
+            <w:tcW w:type="dxa" w:w="2041"/>
+          </w:tcPr>
+          <w:p>
+            <w:pPr>
+              <w:spacing w:after="40" w:line="240" w:lineRule="auto"/>
+            </w:pPr>
+            <w:r/>
+            <w:r>
+              <w:rPr>
+                <w:sz w:val="19"/>
+              </w:rPr>
+            </w:r>
+          </w:p>
+        </w:tc>
+        <w:tc>
+          <w:tcPr>
+            <w:tcW w:type="dxa" w:w="3628"/>
+          </w:tcPr>
+          <w:p>
+            <w:pPr>
+              <w:spacing w:after="40" w:line="240" w:lineRule="auto"/>
+            </w:pPr>
+            <w:r/>
+            <w:r>
+              <w:rPr>
+                <w:sz w:val="19"/>
+              </w:rPr>
+              <w:t>Жанровая разметка</w:t>
+            </w:r>
+          </w:p>
+        </w:tc>
+        <w:tc>
+          <w:tcPr>
+            <w:tcW w:type="dxa" w:w="3685"/>
+          </w:tcPr>
+          <w:p>
+            <w:pPr>
+              <w:spacing w:after="40" w:line="240" w:lineRule="auto"/>
+            </w:pPr>
+            <w:r/>
+            <w:r>
+              <w:rPr>
+                <w:sz w:val="19"/>
+              </w:rPr>
+              <w:t>Не описаны критерии и кто размечал; нужна проверка выборки</w:t>
+            </w:r>
+          </w:p>
+        </w:tc>
+      </w:tr>
+      <w:tr>
+        <w:tc>
+          <w:tcPr>
+            <w:tcW w:type="dxa" w:w="2041"/>
+          </w:tcPr>
+          <w:p>
+            <w:pPr>
+              <w:spacing w:after="40" w:line="240" w:lineRule="auto"/>
+            </w:pPr>
+            <w:r/>
+            <w:r>
+              <w:rPr>
+                <w:sz w:val="19"/>
+              </w:rPr>
+            </w:r>
+          </w:p>
+        </w:tc>
+        <w:tc>
+          <w:tcPr>
+            <w:tcW w:type="dxa" w:w="3628"/>
+          </w:tcPr>
+          <w:p>
+            <w:pPr>
+              <w:spacing w:after="40" w:line="240" w:lineRule="auto"/>
+            </w:pPr>
+            <w:r/>
+            <w:r>
+              <w:rPr>
+                <w:sz w:val="19"/>
+              </w:rPr>
+              <w:t>Описание шести изданий</w:t>
+            </w:r>
+          </w:p>
+        </w:tc>
+        <w:tc>
+          <w:tcPr>
+            <w:tcW w:type="dxa" w:w="3685"/>
+          </w:tcPr>
+          <w:p>
+            <w:pPr>
+              <w:spacing w:after="40" w:line="240" w:lineRule="auto"/>
+            </w:pPr>
+            <w:r/>
+            <w:r>
+              <w:rPr>
+                <w:sz w:val="19"/>
+              </w:rPr>
+              <w:t>В тексте нет сведений о Posta-Magazine, MarieClaire, Moskvichka, Snob, FRWF, «Мнение редакции»</w:t>
+            </w:r>
+          </w:p>
+        </w:tc>
+      </w:tr>
+      <w:tr>
+        <w:tc>
+          <w:tcPr>
+            <w:tcW w:type="dxa" w:w="2041"/>
+          </w:tcPr>
+          <w:p>
+            <w:pPr>
+              <w:spacing w:after="40" w:line="240" w:lineRule="auto"/>
+            </w:pPr>
+            <w:r/>
+            <w:r>
+              <w:rPr>
+                <w:sz w:val="19"/>
+              </w:rPr>
+            </w:r>
+          </w:p>
+        </w:tc>
+        <w:tc>
+          <w:tcPr>
+            <w:tcW w:type="dxa" w:w="3628"/>
+          </w:tcPr>
+          <w:p>
+            <w:pPr>
+              <w:spacing w:after="40" w:line="240" w:lineRule="auto"/>
+            </w:pPr>
+            <w:r/>
+            <w:r>
+              <w:rPr>
+                <w:sz w:val="19"/>
+              </w:rPr>
+              <w:t>Теоретическая глава</w:t>
+            </w:r>
+          </w:p>
+        </w:tc>
+        <w:tc>
+          <w:tcPr>
+            <w:tcW w:type="dxa" w:w="3685"/>
+          </w:tcPr>
+          <w:p>
+            <w:pPr>
+              <w:spacing w:after="40" w:line="240" w:lineRule="auto"/>
+            </w:pPr>
+            <w:r/>
+            <w:r>
+              <w:rPr>
+                <w:sz w:val="19"/>
+              </w:rPr>
+              <w:t>Часть источников не прочитана (Барт, Гетманцева, Гусова и Козлова, Гольдберг, Лейн, Гальцева, Арутюнова); цифры Панькиной и Календжяна нужно сверить</w:t>
+            </w:r>
+          </w:p>
+        </w:tc>
+      </w:tr>
+      <w:tr>
+        <w:tc>
+          <w:tcPr>
+            <w:tcW w:type="dxa" w:w="2041"/>
+          </w:tcPr>
+          <w:p>
+            <w:pPr>
+              <w:spacing w:after="40" w:line="240" w:lineRule="auto"/>
+            </w:pPr>
+            <w:r/>
+            <w:r>
+              <w:rPr>
+                <w:sz w:val="19"/>
+              </w:rPr>
+            </w:r>
+          </w:p>
+        </w:tc>
+        <w:tc>
+          <w:tcPr>
+            <w:tcW w:type="dxa" w:w="3628"/>
+          </w:tcPr>
+          <w:p>
+            <w:pPr>
+              <w:spacing w:after="40" w:line="240" w:lineRule="auto"/>
+            </w:pPr>
+            <w:r/>
+            <w:r>
+              <w:rPr>
+                <w:sz w:val="19"/>
+              </w:rPr>
+              <w:t>Текст, подготовленный с ИИ, и раскрытие ИИ</w:t>
+            </w:r>
+          </w:p>
+        </w:tc>
+        <w:tc>
+          <w:tcPr>
+            <w:tcW w:type="dxa" w:w="3685"/>
+          </w:tcPr>
+          <w:p>
+            <w:pPr>
+              <w:spacing w:after="40" w:line="240" w:lineRule="auto"/>
+            </w:pPr>
+            <w:r/>
+            <w:r>
+              <w:rPr>
+                <w:sz w:val="19"/>
+              </w:rPr>
+              <w:t>По Положению нужны существенная авторская переработка и раскрытие (п. 3.3, 4.2)</w:t>
+            </w:r>
+          </w:p>
+        </w:tc>
+      </w:tr>
+      <w:tr>
+        <w:tc>
+          <w:tcPr>
+            <w:tcW w:type="dxa" w:w="2041"/>
+          </w:tcPr>
+          <w:p>
+            <w:pPr>
+              <w:spacing w:after="40" w:line="240" w:lineRule="auto"/>
+            </w:pPr>
+            <w:r/>
+            <w:r>
+              <w:rPr>
+                <w:sz w:val="19"/>
+              </w:rPr>
+              <w:t>Не потянем (лучше не обещать)</w:t>
+            </w:r>
+          </w:p>
+        </w:tc>
+        <w:tc>
+          <w:tcPr>
+            <w:tcW w:type="dxa" w:w="3628"/>
+          </w:tcPr>
+          <w:p>
+            <w:pPr>
+              <w:spacing w:after="40" w:line="240" w:lineRule="auto"/>
+            </w:pPr>
+            <w:r/>
+            <w:r>
+              <w:rPr>
+                <w:sz w:val="19"/>
+              </w:rPr>
+              <w:t>Выводы о динамике во времени</w:t>
+            </w:r>
+          </w:p>
+        </w:tc>
+        <w:tc>
+          <w:tcPr>
+            <w:tcW w:type="dxa" w:w="3685"/>
+          </w:tcPr>
+          <w:p>
+            <w:pPr>
+              <w:spacing w:after="40" w:line="240" w:lineRule="auto"/>
+            </w:pPr>
+            <w:r/>
+            <w:r>
+              <w:rPr>
+                <w:sz w:val="19"/>
+              </w:rPr>
+              <w:t>Корпус — один срез, смещённый к сентябрю 2026</w:t>
+            </w:r>
+          </w:p>
+        </w:tc>
+      </w:tr>
+      <w:tr>
+        <w:tc>
+          <w:tcPr>
+            <w:tcW w:type="dxa" w:w="2041"/>
+          </w:tcPr>
+          <w:p>
+            <w:pPr>
+              <w:spacing w:after="40" w:line="240" w:lineRule="auto"/>
+            </w:pPr>
+            <w:r/>
+            <w:r>
+              <w:rPr>
+                <w:sz w:val="19"/>
+              </w:rPr>
+            </w:r>
+          </w:p>
+        </w:tc>
+        <w:tc>
+          <w:tcPr>
+            <w:tcW w:type="dxa" w:w="3628"/>
+          </w:tcPr>
+          <w:p>
+            <w:pPr>
+              <w:spacing w:after="40" w:line="240" w:lineRule="auto"/>
+            </w:pPr>
+            <w:r/>
+            <w:r>
+              <w:rPr>
+                <w:sz w:val="19"/>
+              </w:rPr>
+              <w:t>Доказательство влияния платформенных алгоритмов</w:t>
+            </w:r>
+          </w:p>
+        </w:tc>
+        <w:tc>
+          <w:tcPr>
+            <w:tcW w:type="dxa" w:w="3685"/>
+          </w:tcPr>
+          <w:p>
+            <w:pPr>
+              <w:spacing w:after="40" w:line="240" w:lineRule="auto"/>
+            </w:pPr>
+            <w:r/>
+            <w:r>
+              <w:rPr>
+                <w:sz w:val="19"/>
+              </w:rPr>
+              <w:t>Слово «алгоритм» встретилось в 4 текстах; это объяснительная рамка, не доказанная связь</w:t>
+            </w:r>
+          </w:p>
+        </w:tc>
+      </w:tr>
+      <w:tr>
+        <w:tc>
+          <w:tcPr>
+            <w:tcW w:type="dxa" w:w="2041"/>
+          </w:tcPr>
+          <w:p>
+            <w:pPr>
+              <w:spacing w:after="40" w:line="240" w:lineRule="auto"/>
+            </w:pPr>
+            <w:r/>
+            <w:r>
+              <w:rPr>
+                <w:sz w:val="19"/>
+              </w:rPr>
+            </w:r>
+          </w:p>
+        </w:tc>
+        <w:tc>
+          <w:tcPr>
+            <w:tcW w:type="dxa" w:w="3628"/>
+          </w:tcPr>
+          <w:p>
+            <w:pPr>
+              <w:spacing w:after="40" w:line="240" w:lineRule="auto"/>
+            </w:pPr>
+            <w:r/>
+            <w:r>
+              <w:rPr>
+                <w:sz w:val="19"/>
+              </w:rPr>
+              <w:t>Сравнение всех девяти изданий</w:t>
+            </w:r>
+          </w:p>
+        </w:tc>
+        <w:tc>
+          <w:tcPr>
+            <w:tcW w:type="dxa" w:w="3685"/>
+          </w:tcPr>
+          <w:p>
+            <w:pPr>
+              <w:spacing w:after="40" w:line="240" w:lineRule="auto"/>
+            </w:pPr>
+            <w:r/>
+            <w:r>
+              <w:rPr>
+                <w:sz w:val="19"/>
+              </w:rPr>
+              <w:t>Семь изданий дают от 1 до 19 текстов; надёжно сравнивать можно только The Blueprint и SYMBOL</w:t>
+            </w:r>
+          </w:p>
+        </w:tc>
+      </w:tr>
+      <w:tr>
+        <w:tc>
+          <w:tcPr>
+            <w:tcW w:type="dxa" w:w="2041"/>
+          </w:tcPr>
+          <w:p>
+            <w:pPr>
+              <w:spacing w:after="40" w:line="240" w:lineRule="auto"/>
+            </w:pPr>
+            <w:r/>
+            <w:r>
+              <w:rPr>
+                <w:sz w:val="19"/>
+              </w:rPr>
+            </w:r>
+          </w:p>
+        </w:tc>
+        <w:tc>
+          <w:tcPr>
+            <w:tcW w:type="dxa" w:w="3628"/>
+          </w:tcPr>
+          <w:p>
+            <w:pPr>
+              <w:spacing w:after="40" w:line="240" w:lineRule="auto"/>
+            </w:pPr>
+            <w:r/>
+            <w:r>
+              <w:rPr>
+                <w:sz w:val="19"/>
+              </w:rPr>
+              <w:t>Лексика метавселенной и цифровой одежды</w:t>
+            </w:r>
+          </w:p>
+        </w:tc>
+        <w:tc>
+          <w:tcPr>
+            <w:tcW w:type="dxa" w:w="3685"/>
+          </w:tcPr>
+          <w:p>
+            <w:pPr>
+              <w:spacing w:after="40" w:line="240" w:lineRule="auto"/>
+            </w:pPr>
+            <w:r/>
+            <w:r>
+              <w:rPr>
+                <w:sz w:val="19"/>
+              </w:rPr>
+              <w:t>В корпусе её нет (метавселенная — 0 употреблений)</w:t>
+            </w:r>
+          </w:p>
+        </w:tc>
+      </w:tr>
+      <w:tr>
+        <w:tc>
+          <w:tcPr>
+            <w:tcW w:type="dxa" w:w="2041"/>
+          </w:tcPr>
+          <w:p>
+            <w:pPr>
+              <w:spacing w:after="40" w:line="240" w:lineRule="auto"/>
+            </w:pPr>
+            <w:r/>
+            <w:r>
+              <w:rPr>
+                <w:sz w:val="19"/>
+              </w:rPr>
+              <w:t>В перспективы (не в работу)</w:t>
+            </w:r>
+          </w:p>
+        </w:tc>
+        <w:tc>
+          <w:tcPr>
+            <w:tcW w:type="dxa" w:w="3628"/>
+          </w:tcPr>
+          <w:p>
+            <w:pPr>
+              <w:spacing w:after="40" w:line="240" w:lineRule="auto"/>
+            </w:pPr>
+            <w:r/>
+            <w:r>
+              <w:rPr>
+                <w:sz w:val="19"/>
+              </w:rPr>
+              <w:t>Деловое B2B-издание (PROfashion), аспектный анализ тональности, модели без ограничения на длину текста, распознавание именованных сущностей</w:t>
+            </w:r>
+          </w:p>
+        </w:tc>
+        <w:tc>
+          <w:tcPr>
+            <w:tcW w:type="dxa" w:w="3685"/>
+          </w:tcPr>
+          <w:p>
+            <w:pPr>
+              <w:spacing w:after="40" w:line="240" w:lineRule="auto"/>
+            </w:pPr>
+            <w:r/>
+            <w:r>
+              <w:rPr>
+                <w:sz w:val="19"/>
+              </w:rPr>
+              <w:t>Не вошли по техническим причинам или требуют отдельного исследования</w:t>
+            </w:r>
+          </w:p>
+        </w:tc>
+      </w:tr>
+    </w:tbl>
+    <w:p>
+      <w:pPr>
+        <w:spacing w:after="80"/>
+      </w:pPr>
+    </w:p>
+    <w:p>
+      <w:pPr>
+        <w:pStyle w:val="Heading1"/>
+      </w:pPr>
+      <w:r>
+        <w:t>9б. Вопросы к научному руководителю</w:t>
+      </w:r>
+    </w:p>
+    <w:p>
+      <w:r>
+        <w:rPr>
+          <w:i w:val="0"/>
+        </w:rPr>
+        <w:t>Решения, которые нужны от руководителя, сгруппированы по темам.</w:t>
+      </w:r>
+    </w:p>
+    <w:p>
+      <w:r>
+        <w:rPr>
+          <w:b/>
+        </w:rPr>
+        <w:t>Тема и название:</w:t>
+      </w:r>
+      <w:r>
+        <w:rPr>
+          <w:i w:val="0"/>
+        </w:rPr>
+      </w:r>
+    </w:p>
+    <w:p>
+      <w:pPr>
+        <w:pStyle w:val="ListBullet"/>
+        <w:spacing w:after="60"/>
+        <w:ind w:left="510"/>
+      </w:pPr>
+      <w:r>
+        <w:t>Согласны ли вы с формулировкой «Жанровые, тематические и оценочные характеристики русскоязычного модного медиадискурса в цифровых изданиях (корпусное исследование на материале 2026 года)»?</w:t>
+      </w:r>
+    </w:p>
+    <w:p>
+      <w:pPr>
+        <w:pStyle w:val="ListBullet"/>
+        <w:spacing w:after="60"/>
+        <w:ind w:left="510"/>
+      </w:pPr>
+      <w:r>
+        <w:t>Нужно ли менять название на титульном листе, или достаточно сузить предмет во введении?</w:t>
+      </w:r>
+    </w:p>
+    <w:p>
+      <w:r>
+        <w:rPr>
+          <w:b/>
+        </w:rPr>
+        <w:t>Материал:</w:t>
+      </w:r>
+      <w:r>
+        <w:rPr>
+          <w:i w:val="0"/>
+        </w:rPr>
+      </w:r>
+    </w:p>
+    <w:p>
+      <w:pPr>
+        <w:pStyle w:val="ListBullet"/>
+        <w:spacing w:after="60"/>
+        <w:ind w:left="510"/>
+      </w:pPr>
+      <w:r>
+        <w:t>Достаточно ли 202 текстов девяти изданий? Нужно ли добавить издания, чтобы выровнять состав (сейчас The Blueprint и SYMBOL дают 65%)?</w:t>
+      </w:r>
+    </w:p>
+    <w:p>
+      <w:pPr>
+        <w:pStyle w:val="ListBullet"/>
+        <w:spacing w:after="60"/>
+        <w:ind w:left="510"/>
+      </w:pPr>
+      <w:r>
+        <w:t>Можно ли называть Snob, FRWF, «Мнение редакции» «журналами» или лучше «цифровыми изданиями и платформами»?</w:t>
+      </w:r>
+    </w:p>
+    <w:p>
+      <w:pPr>
+        <w:pStyle w:val="ListBullet"/>
+        <w:spacing w:after="60"/>
+        <w:ind w:left="510"/>
+      </w:pPr>
+      <w:r>
+        <w:t>Достаточно ли описать принцип отбора как «критерии плюс техническая доступность»?</w:t>
+      </w:r>
+    </w:p>
+    <w:p>
+      <w:pPr>
+        <w:pStyle w:val="ListBullet"/>
+        <w:spacing w:after="60"/>
+        <w:ind w:left="510"/>
+      </w:pPr>
+      <w:r>
+        <w:t>Допустимо ли использовать тексты изданий в корпусе; как оформить правовой и этический раздел?</w:t>
+      </w:r>
+    </w:p>
+    <w:p>
+      <w:r>
+        <w:rPr>
+          <w:b/>
+        </w:rPr>
+        <w:t>Разметка и методы:</w:t>
+      </w:r>
+      <w:r>
+        <w:rPr>
+          <w:i w:val="0"/>
+        </w:rPr>
+      </w:r>
+    </w:p>
+    <w:p>
+      <w:pPr>
+        <w:pStyle w:val="ListBullet"/>
+        <w:spacing w:after="60"/>
+        <w:ind w:left="510"/>
+      </w:pPr>
+      <w:r>
+        <w:t>Кто должен размечать жанры и нужна ли проверка вторым разметчиком (или хотя бы ручная проверка выборки)?</w:t>
+      </w:r>
+    </w:p>
+    <w:p>
+      <w:pPr>
+        <w:pStyle w:val="ListBullet"/>
+        <w:spacing w:after="60"/>
+        <w:ind w:left="510"/>
+      </w:pPr>
+      <w:r>
+        <w:t>Достаточно ли одной готовой модели для анализа тональности или нужна сверка с ручной разметкой? Какую выборку считать достаточной?</w:t>
+      </w:r>
+    </w:p>
+    <w:p>
+      <w:pPr>
+        <w:pStyle w:val="ListBullet"/>
+        <w:spacing w:after="60"/>
+        <w:ind w:left="510"/>
+      </w:pPr>
+      <w:r>
+        <w:t>Нужно ли добавить распознавание именованных сущностей (бренды, персоны), чтобы отделить имена от заимствований?</w:t>
+      </w:r>
+    </w:p>
+    <w:p>
+      <w:pPr>
+        <w:pStyle w:val="ListBullet"/>
+        <w:spacing w:after="60"/>
+        <w:ind w:left="510"/>
+      </w:pPr>
+      <w:r>
+        <w:t>Допустимо ли оставить тематическую модель LDA с оговоркой о нестабильности или заменить метод?</w:t>
+      </w:r>
+    </w:p>
+    <w:p>
+      <w:r>
+        <w:rPr>
+          <w:b/>
+        </w:rPr>
+        <w:t>Теория:</w:t>
+      </w:r>
+      <w:r>
+        <w:rPr>
+          <w:i w:val="0"/>
+        </w:rPr>
+      </w:r>
+    </w:p>
+    <w:p>
+      <w:pPr>
+        <w:pStyle w:val="ListBullet"/>
+        <w:spacing w:after="60"/>
+        <w:ind w:left="510"/>
+      </w:pPr>
+      <w:r>
+        <w:t>Первая глава построена вокруг метавселенной и цифровой одежды, а в корпусе этого нет. Перестраивать главу под жанры, лексику и оценку или оставить как рамку?</w:t>
+      </w:r>
+    </w:p>
+    <w:p>
+      <w:pPr>
+        <w:pStyle w:val="ListBullet"/>
+        <w:spacing w:after="60"/>
+        <w:ind w:left="510"/>
+      </w:pPr>
+      <w:r>
+        <w:t>Какие работы по оценочности и по жанру обязательны к цитированию?</w:t>
+      </w:r>
+    </w:p>
+    <w:p>
+      <w:r>
+        <w:rPr>
+          <w:b/>
+        </w:rPr>
+        <w:t>Объём и структура:</w:t>
+      </w:r>
+      <w:r>
+        <w:rPr>
+          <w:i w:val="0"/>
+        </w:rPr>
+      </w:r>
+    </w:p>
+    <w:p>
+      <w:pPr>
+        <w:pStyle w:val="ListBullet"/>
+        <w:spacing w:after="60"/>
+        <w:ind w:left="510"/>
+      </w:pPr>
+      <w:r>
+        <w:t>Как считать объём: основной текст (Введение–Заключение) или весь файл? Сколько страниц нужно по вашей методике?</w:t>
+      </w:r>
+    </w:p>
+    <w:p>
+      <w:pPr>
+        <w:pStyle w:val="ListBullet"/>
+        <w:spacing w:after="60"/>
+        <w:ind w:left="510"/>
+      </w:pPr>
+      <w:r>
+        <w:t>Нужны ли приложения (код, паспорт корпуса, таблицы) и в каком виде?</w:t>
+      </w:r>
+    </w:p>
+    <w:p>
+      <w:pPr>
+        <w:pStyle w:val="ListBullet"/>
+        <w:spacing w:after="60"/>
+        <w:ind w:left="510"/>
+      </w:pPr>
+      <w:r>
+        <w:t>Предусмотрены ли рецензент и презентация к защите для направления 45.03.04? Какие сроки предзащиты?</w:t>
+      </w:r>
+    </w:p>
+    <w:p>
+      <w:r>
+        <w:rPr>
+          <w:b/>
+        </w:rPr>
+        <w:t>Использование ИИ:</w:t>
+      </w:r>
+      <w:r>
+        <w:rPr>
+          <w:i w:val="0"/>
+        </w:rPr>
+      </w:r>
+    </w:p>
+    <w:p>
+      <w:pPr>
+        <w:pStyle w:val="ListBullet"/>
+        <w:spacing w:after="60"/>
+        <w:ind w:left="510"/>
+      </w:pPr>
+      <w:r>
+        <w:t>Каким способом раскрыть использование ИИ (раздел в §2.1, подраздел списка источников или Декларация)?</w:t>
+      </w:r>
+    </w:p>
+    <w:p>
+      <w:pPr>
+        <w:pStyle w:val="ListBullet"/>
+        <w:spacing w:after="60"/>
+        <w:ind w:left="510"/>
+      </w:pPr>
+      <w:r>
+        <w:t>Что вы считаете «существенной авторской переработкой» текста, сделанного с помощью ИИ, и можно ли оставить расчёты и код, подготовленные с помощью ИИ?</w:t>
+      </w:r>
+    </w:p>
+    <w:p>
+      <w:r>
+        <w:rPr>
+          <w:b/>
+        </w:rPr>
+        <w:t>Что убрать:</w:t>
+      </w:r>
+      <w:r>
+        <w:rPr>
+          <w:i w:val="0"/>
+        </w:rPr>
+      </w:r>
+    </w:p>
+    <w:p>
+      <w:pPr>
+        <w:pStyle w:val="ListBullet"/>
+        <w:spacing w:after="60"/>
+        <w:ind w:left="510"/>
+      </w:pPr>
+      <w:r>
+        <w:t>Что вы советуете сократить, если не успеем: §2.4 про алгоритмы, §1.2 про метавселенную, часть приложений?</w:t>
+      </w:r>
+    </w:p>
+    <w:p>
+      <w:pPr>
+        <w:pStyle w:val="Heading1"/>
+      </w:pPr>
+      <w:r>
+        <w:t>10. Вопросы, которые могут задать нам, и короткие ответы</w:t>
       </w:r>
     </w:p>
     <w:tbl>

--- a/vkr_project/document/ВКР_обзор_проекта.docx
+++ b/vkr_project/document/ВКР_обзор_проекта.docx
@@ -22,7 +22,7 @@
         <w:rPr>
           <w:sz w:val="28"/>
         </w:rPr>
-        <w:t>Обзор проекта ВКР для обсуждения с научным руководителем: что делаем, на каком материале, как, что потянем и что нет</w:t>
+        <w:t>Обзор проекта выпускной квалификационной работы</w:t>
       </w:r>
     </w:p>
     <w:p>
@@ -33,51 +33,16 @@
         <w:rPr>
           <w:sz w:val="22"/>
         </w:rPr>
-        <w:t>Спринчан И. А., направление 45.03.04 «Интеллектуальные системы в гуманитарной сфере», ЮФУ</w:t>
+        <w:t>Спринчан Ирина Андреевна. Направление 45.03.04 «Интеллектуальные системы в гуманитарной сфере». Южный федеральный университет</w:t>
       </w:r>
     </w:p>
-    <w:tbl>
-      <w:tblPr>
-        <w:tblStyle w:val="TableGrid"/>
-        <w:tblW w:type="auto" w:w="0"/>
-        <w:jc w:val="center"/>
-        <w:tblLook w:firstColumn="1" w:firstRow="1" w:lastColumn="0" w:lastRow="0" w:noHBand="0" w:noVBand="1" w:val="04A0"/>
-      </w:tblPr>
-      <w:tblGrid>
-        <w:gridCol w:w="9355"/>
-      </w:tblGrid>
-      <w:tr>
-        <w:tc>
-          <w:tcPr>
-            <w:tcW w:type="dxa" w:w="9355"/>
-            <w:shd w:val="clear" w:color="auto" w:fill="FFF4D6"/>
-          </w:tcPr>
-          <w:p>
-            <w:r/>
-            <w:r>
-              <w:rPr>
-                <w:b/>
-                <w:sz w:val="21"/>
-              </w:rPr>
-              <w:t xml:space="preserve">Примечание об использовании ИИ. </w:t>
-            </w:r>
-            <w:r>
-              <w:rPr>
-                <w:sz w:val="21"/>
-              </w:rPr>
-              <w:t>Записка подготовлена с помощью ИИ-ассистента Claude для обсуждения проекта с научным руководителем: что делаем, что готово и какие решения нужны. Это не текст ВКР. По Положению ЮФУ (приказ № 184-ОД от 26.06.2026) ИИ можно использовать при формулировке темы, целей и задач, но использование нужно раскрыть, а сгенерированный текст нельзя переносить в работу без существенной авторской переработки (п. 3.3, 4.2). Числа взяты из расчётов проекта (папка results/), цитаты — из корпуса; источники литературы я читал не все — об этом сказано в тексте.</w:t>
-            </w:r>
-          </w:p>
-        </w:tc>
-      </w:tr>
-    </w:tbl>
     <w:p/>
     <w:p>
       <w:pPr>
         <w:pStyle w:val="Heading1"/>
       </w:pPr>
       <w:r>
-        <w:t>1. Проект в пяти предложениях</w:t>
+        <w:t>1. Краткое описание проекта</w:t>
       </w:r>
     </w:p>
     <w:p>
@@ -85,7 +50,7 @@
         <w:rPr>
           <w:i w:val="0"/>
         </w:rPr>
-        <w:t>Работа исследует русскоязычные онлайн-издания о моде. Мы собрали корпус из 202 текстов девяти цифровых изданий за январь–сентябрь 2026 года и посмотрели на него методами автоматической обработки текста. Мы выясняем три вещи: как тексты распределяются по жанрам, какие в них преобладают слова и темы и какая в них оценка (позитивная, нейтральная, негативная). Затем проверяем, зависит ли всё это от жанра и от издания. Наконец, мы проверяем, насколько результаты надёжны, и в процессе исправили часть первоначальных выводов. Теоретическая часть задаёт рамку: модный дискурс как институциональный дискурс, который меняют цифровые платформы.</w:t>
+        <w:t>Работа посвящена русскоязычным онлайн-изданиям о моде. Сформирован корпус из 202 текстов девяти цифровых изданий за январь–сентябрь 2026 года и выполнен его анализ методами автоматической обработки текста. Исследуются три характеристики: жанровая структура, лексико-тематическое ядро и оценочность (тональность) текстов. Проверяется, зависят ли эти характеристики от жанра и от издания. Отдельно оценивается надёжность результатов; по итогам проверки часть первоначальных выводов уточнена. Теоретическая часть задаёт рамку: модный дискурс как институциональный тип дискурса, который трансформируется под влиянием цифровых платформ.</w:t>
       </w:r>
     </w:p>
     <w:p>
@@ -93,7 +58,7 @@
         <w:pStyle w:val="Heading1"/>
       </w:pPr>
       <w:r>
-        <w:t>2. Тема: в чём проблема «широкой темы» и как её сузить</w:t>
+        <w:t>2. Тема и её уточнение</w:t>
       </w:r>
     </w:p>
     <w:p>
@@ -101,7 +66,7 @@
         <w:rPr>
           <w:i w:val="0"/>
         </w:rPr>
-        <w:t>Сейчас тема звучит так: «Цифровая трансформация модного дискурса: исследование с применением методов NLP». Руководитель прав: «цифровая трансформация» — это огромная область (экономика, маркетинг, метавселенная, производство), а мы изучаем не её, а тексты. Поэтому на вопрос «что именно вы изучаете в текстах?» нужен короткий честный ответ:</w:t>
+        <w:t>Действующая формулировка: «Цифровая трансформация модного дискурса: исследование с применением методов NLP». Формулировка охватывает широкую область (экономика, маркетинг, метавселенная, производство), тогда как предметом анализа являются тексты. Содержание исследования в тексте можно сформулировать так:</w:t>
       </w:r>
     </w:p>
     <w:p>
@@ -113,13 +78,13 @@
         <w:rPr>
           <w:i/>
         </w:rPr>
-        <w:t>«В текстах русскоязычных онлайн-изданий о моде я изучаю, как устроены их жанры, какие темы и лексика в них преобладают и как выражена оценка (тональность), и проверяю, зависит ли это от жанра и от издания»</w:t>
+        <w:t>«В текстах русскоязычных онлайн-изданий о моде изучаются жанровая организация, преобладающие темы и лексика, а также выраженная в них оценка (тональность); проверяется зависимость этих характеристик от жанра и от издания»</w:t>
       </w:r>
       <w:r>
         <w:rPr>
           <w:sz w:val="21"/>
         </w:rPr>
-        <w:t xml:space="preserve"> — рекомендуемая формулировка</w:t>
+        <w:t xml:space="preserve"> — предлагаемая формулировка содержания исследования</w:t>
       </w:r>
     </w:p>
     <w:p>
@@ -128,7 +93,7 @@
           <w:b/>
           <w:i w:val="0"/>
         </w:rPr>
-        <w:t xml:space="preserve">Рекомендуемая узкая тема (вариант А): </w:t>
+        <w:t>Предлагаемая уточнённая тема (вариант А).</w:t>
       </w:r>
     </w:p>
     <w:p>
@@ -139,7 +104,7 @@
         <w:rPr>
           <w:i w:val="0"/>
         </w:rPr>
-        <w:t>«Жанровые, тематические и оценочные характеристики русскоязычного модного медиадискурса в цифровых изданиях (корпусное исследование на материале 2026 года)». Она целиком опирается на уже сделанную работу. «Цифровая трансформация» остаётся контекстом: цифровые издания как среда существования текстов. Менять название на титульном листе можно только после согласования с руководителем.</w:t>
+        <w:t>«Жанровые, тематические и оценочные характеристики русскоязычного модного медиадискурса в цифровых изданиях (корпусное исследование на материале 2026 года)». Вариант опирается на выполненную работу. «Цифровая трансформация» остаётся контекстом: цифровые издания как среда существования текстов. Изменение названия на титульном листе требует согласования.</w:t>
       </w:r>
     </w:p>
     <w:p>
@@ -150,7 +115,7 @@
         <w:rPr>
           <w:i w:val="0"/>
         </w:rPr>
-        <w:t>Запасной вариант Б — «Лексика цифровой сферы (искусственный интеллект, соцсети, блогеры) в русскоязычных модных онлайн-медиа 2026 года» — уже, но материала мало: 301 употребление в 85 текстах из 202, слова «метавселенная» в корпусе нет. На отдельную работу этого не хватит; зато это хороший отдельный параграф (§2.5).</w:t>
+        <w:t>Вариант Б: «Лексика цифровой сферы (искусственный интеллект, социальные сети, блогеры) в русскоязычных модных онлайн-медиа 2026 года». Материала недостаточно для самостоятельной работы: 301 употребление в 85 текстах из 202, слово «метавселенная» в корпусе отсутствует. Рекомендуется сохранить как отдельный параграф (§2.5).</w:t>
       </w:r>
     </w:p>
     <w:p>
@@ -164,14 +129,14 @@
     <w:tbl>
       <w:tblPr>
         <w:tblStyle w:val="TableGrid"/>
-        <w:tblW w:type="auto" w:w="0"/>
         <w:jc w:val="center"/>
         <w:tblLayout w:type="fixed"/>
         <w:tblLook w:firstColumn="1" w:firstRow="1" w:lastColumn="0" w:lastRow="0" w:noHBand="0" w:noVBand="1" w:val="04A0"/>
+        <w:tblW w:w="9355" w:type="dxa"/>
       </w:tblPr>
       <w:tblGrid>
-        <w:gridCol w:w="4677"/>
-        <w:gridCol w:w="4677"/>
+        <w:gridCol w:w="1814"/>
+        <w:gridCol w:w="7540"/>
       </w:tblGrid>
       <w:tr>
         <w:trPr>
@@ -211,7 +176,7 @@
                 <w:b/>
                 <w:sz w:val="21"/>
               </w:rPr>
-              <w:t>Формулировка (черновик для переработки)</w:t>
+              <w:t>Формулировка</w:t>
             </w:r>
           </w:p>
         </w:tc>
@@ -391,7 +356,7 @@
               <w:rPr>
                 <w:sz w:val="21"/>
               </w:rPr>
-              <w:t>Дискурс-анализ; формирование корпуса; частотный анализ; коллокации (PMI); ключевые слова (G²); тематическое моделирование (LDA); стилометрия (длина предложения, TTR, MATTR); анализ тональности (BERT-модель); точный тест Фишера; проверка устойчивости.</w:t>
+              <w:t>Дискурс-анализ; формирование корпуса; частотный анализ; коллокации (PMI); ключевые слова (G²); тематическое моделирование (LDA); стилометрия (длина предложения, TTR, MATTR); анализ тональности (нейросетевая модель); точный тест Фишера; проверка устойчивости результатов.</w:t>
             </w:r>
           </w:p>
         </w:tc>
@@ -408,7 +373,7 @@
           <w:b/>
           <w:i w:val="0"/>
         </w:rPr>
-        <w:t>Задачи (шесть):</w:t>
+        <w:t>Задачи:</w:t>
       </w:r>
     </w:p>
     <w:p>
@@ -480,7 +445,7 @@
         <w:t xml:space="preserve">6. </w:t>
       </w:r>
       <w:r>
-        <w:t>Проверить устойчивость результатов и обозначить границы их интерпретации.</w:t>
+        <w:t>Проверить устойчивость результатов и определить границы их интерпретации.</w:t>
       </w:r>
     </w:p>
     <w:p>
@@ -502,10 +467,10 @@
         <w:rPr>
           <w:b/>
         </w:rPr>
-        <w:t>H1:</w:t>
+        <w:t>Г1.</w:t>
       </w:r>
       <w:r>
-        <w:t xml:space="preserve"> тематическая организация текстов связана с жанром. Итог: подтверждается с оговорками (связь реальна, но умеренна, темы нестабильны при пересчёте).</w:t>
+        <w:t xml:space="preserve"> тематическая организация текстов связана с жанром. Итог: подтверждается с оговорками (связь реальна, но умеренна; темы нестабильны при пересчёте).</w:t>
       </w:r>
     </w:p>
     <w:p>
@@ -518,10 +483,10 @@
         <w:rPr>
           <w:b/>
         </w:rPr>
-        <w:t>H2:</w:t>
+        <w:t>Г2.</w:t>
       </w:r>
       <w:r>
-        <w:t xml:space="preserve"> тональность зависит от издания, а не только от жанра. Итог: внутри жанра «тенденции» различие The Blueprint и SYMBOL значимо (p = 0,0156); тональность ещё нужно пересчитать у себя.</w:t>
+        <w:t xml:space="preserve"> тональность зависит от издания, а не только от жанра. Итог: внутри жанра «тенденции» различие The Blueprint и SYMBOL значимо (p = 0,0156); расчёт тональности подлежит повторной проверке.</w:t>
       </w:r>
     </w:p>
     <w:p>
@@ -534,10 +499,10 @@
         <w:rPr>
           <w:b/>
         </w:rPr>
-        <w:t>H3:</w:t>
+        <w:t>Г3.</w:t>
       </w:r>
       <w:r>
-        <w:t xml:space="preserve"> цифровая трансформация отражается в лексике как заметные слои платформенной и технологической лексики. Итог: частично — как соцсети, блогеры и ИИ, но не как терминология метавселенной.</w:t>
+        <w:t xml:space="preserve"> цифровая трансформация отражается в лексике заметными слоями платформенной и технологической лексики. Итог: подтверждается частично (соцсети, блогеры, искусственный интеллект), но не как терминология метавселенной.</w:t>
       </w:r>
     </w:p>
     <w:p>
@@ -545,7 +510,7 @@
         <w:pStyle w:val="Heading1"/>
       </w:pPr>
       <w:r>
-        <w:t>4. Концепции: на что опирается работа</w:t>
+        <w:t>4. Теоретические концепции</w:t>
       </w:r>
     </w:p>
     <w:p>
@@ -553,22 +518,22 @@
         <w:rPr>
           <w:i w:val="0"/>
         </w:rPr>
-        <w:t>Каждая концепция должна быть в работе ради чего-то конкретного. Источники указаны по вашей Главе 1; многие из них я не читал, поэтому каждую опору нужно перепроверить по тексту работы.</w:t>
+        <w:t>Источники указаны по тексту Главы 1; часть из них не проверялась по первоисточнику и подлежит сверке.</w:t>
       </w:r>
     </w:p>
     <w:tbl>
       <w:tblPr>
         <w:tblStyle w:val="TableGrid"/>
-        <w:tblW w:type="auto" w:w="0"/>
         <w:jc w:val="center"/>
         <w:tblLayout w:type="fixed"/>
         <w:tblLook w:firstColumn="1" w:firstRow="1" w:lastColumn="0" w:lastRow="0" w:noHBand="0" w:noVBand="1" w:val="04A0"/>
+        <w:tblW w:w="9355" w:type="dxa"/>
       </w:tblPr>
       <w:tblGrid>
-        <w:gridCol w:w="2339"/>
-        <w:gridCol w:w="2339"/>
-        <w:gridCol w:w="2339"/>
-        <w:gridCol w:w="2339"/>
+        <w:gridCol w:w="1871"/>
+        <w:gridCol w:w="2721"/>
+        <w:gridCol w:w="2438"/>
+        <w:gridCol w:w="2324"/>
       </w:tblGrid>
       <w:tr>
         <w:trPr>
@@ -608,7 +573,7 @@
                 <w:b/>
                 <w:sz w:val="19"/>
               </w:rPr>
-              <w:t>Что она даёт работе</w:t>
+              <w:t>Назначение в работе</w:t>
             </w:r>
           </w:p>
         </w:tc>
@@ -627,7 +592,7 @@
                 <w:b/>
                 <w:sz w:val="19"/>
               </w:rPr>
-              <w:t>Опора в вашем списке литературы</w:t>
+              <w:t>Опора в списке литературы</w:t>
             </w:r>
           </w:p>
         </w:tc>
@@ -822,7 +787,7 @@
               <w:rPr>
                 <w:sz w:val="19"/>
               </w:rPr>
-              <w:t>Мода постоянно обновляется; англицизмы осваиваются словообразованием</w:t>
+              <w:t>Постоянное обновление моды; освоение англицизмов словообразованием</w:t>
             </w:r>
           </w:p>
         </w:tc>
@@ -1066,7 +1031,7 @@
               <w:rPr>
                 <w:sz w:val="19"/>
               </w:rPr>
-              <w:t>§2.4; важная оговорка: прямых лексических свидетельств в корпусе мало</w:t>
+              <w:t>§2.4; прямых лексических свидетельств в корпусе мало</w:t>
             </w:r>
           </w:p>
         </w:tc>
@@ -1102,7 +1067,7 @@
               <w:rPr>
                 <w:sz w:val="19"/>
               </w:rPr>
-              <w:t>Оценка как измеримая характеристика текста; на русском точность ниже, чем на английском</w:t>
+              <w:t>Оценка как измеримая характеристика текста; на русском языке точность ниже, чем на английском</w:t>
             </w:r>
           </w:p>
         </w:tc>
@@ -1222,7 +1187,7 @@
         <w:pStyle w:val="Heading1"/>
       </w:pPr>
       <w:r>
-        <w:t>5. Материал: какие издания и почему именно они</w:t>
+        <w:t>5. Материал исследования</w:t>
       </w:r>
     </w:p>
     <w:p>
@@ -1230,7 +1195,7 @@
         <w:pStyle w:val="Heading2"/>
       </w:pPr>
       <w:r>
-        <w:t>5.1. Принцип отбора</w:t>
+        <w:t>5.1. Принцип отбора изданий</w:t>
       </w:r>
     </w:p>
     <w:p>
@@ -1238,7 +1203,7 @@
         <w:rPr>
           <w:i w:val="0"/>
         </w:rPr>
-        <w:t>Отбор шёл по трём содержательным критериям и одному техническому.</w:t>
+        <w:t>Отбор выполнялся по трём содержательным критериям и одному техническому.</w:t>
       </w:r>
     </w:p>
     <w:p>
@@ -1254,7 +1219,7 @@
         <w:t>Цифровая природа:</w:t>
       </w:r>
       <w:r>
-        <w:t xml:space="preserve"> источник по природе цифровой или полностью перешёл в цифру: нас интересует именно тот тип медиа, который трансформируется, а не оцифрованная копия бумажного журнала;</w:t>
+        <w:t xml:space="preserve"> источник по природе цифровой или полностью перешёл в цифровой формат; оцифрованные копии печатных изданий не рассматривались;</w:t>
       </w:r>
     </w:p>
     <w:p>
@@ -1270,7 +1235,7 @@
         <w:t>Актуальность:</w:t>
       </w:r>
       <w:r>
-        <w:t xml:space="preserve"> издание активно обновляется, чтобы получить срез дискурса 2026 года, а не архив прошлых лет;</w:t>
+        <w:t xml:space="preserve"> издание активно обновляется, что обеспечивает синхронный срез 2026 года;</w:t>
       </w:r>
     </w:p>
     <w:p>
@@ -1286,7 +1251,7 @@
         <w:t>Жанровая неоднородность:</w:t>
       </w:r>
       <w:r>
-        <w:t xml:space="preserve"> в корпусе должны быть разные жанры, иначе нельзя ответить на вопрос о жанровой специфике;</w:t>
+        <w:t xml:space="preserve"> в корпусе представлены разные жанры, что необходимо для анализа жанровой специфики;</w:t>
       </w:r>
     </w:p>
     <w:p>
@@ -1302,7 +1267,7 @@
         <w:t>Техническая доступность:</w:t>
       </w:r>
       <w:r>
-        <w:t xml:space="preserve"> сбор выполняется программой, поэтому годятся только сайты, чьи правила (файл robots.txt) допускают автоматическое извлечение. Обходить запреты мы не стали.</w:t>
+        <w:t xml:space="preserve"> сбор выполняется программно, поэтому использованы только сайты, правила которых (файл robots.txt) допускают автоматическое извлечение; ограничения не обходились.</w:t>
       </w:r>
     </w:p>
     <w:p>
@@ -1310,7 +1275,7 @@
         <w:rPr>
           <w:i w:val="0"/>
         </w:rPr>
-        <w:t>Честно: принцип — «критерии плюс доступность», а не теоретическая выборка. Это нужно прямо сказать руководителю и в тексте, чтобы не получилось, что издания выбраны произвольно.</w:t>
+        <w:t>Принцип отбора — критерии с учётом технической доступности; теоретическая (вероятностная) выборка не применялась. Это необходимо указать в тексте работы.</w:t>
       </w:r>
     </w:p>
     <w:p>
@@ -1318,22 +1283,22 @@
         <w:pStyle w:val="Heading2"/>
       </w:pPr>
       <w:r>
-        <w:t>5.2. Что вошло в корпус</w:t>
+        <w:t>5.2. Состав корпуса</w:t>
       </w:r>
     </w:p>
     <w:tbl>
       <w:tblPr>
         <w:tblStyle w:val="TableGrid"/>
-        <w:tblW w:type="auto" w:w="0"/>
         <w:jc w:val="center"/>
         <w:tblLayout w:type="fixed"/>
         <w:tblLook w:firstColumn="1" w:firstRow="1" w:lastColumn="0" w:lastRow="0" w:noHBand="0" w:noVBand="1" w:val="04A0"/>
+        <w:tblW w:w="9355" w:type="dxa"/>
       </w:tblPr>
       <w:tblGrid>
-        <w:gridCol w:w="2339"/>
-        <w:gridCol w:w="2339"/>
-        <w:gridCol w:w="2339"/>
-        <w:gridCol w:w="2339"/>
+        <w:gridCol w:w="2154"/>
+        <w:gridCol w:w="1020"/>
+        <w:gridCol w:w="850"/>
+        <w:gridCol w:w="5329"/>
       </w:tblGrid>
       <w:tr>
         <w:trPr>
@@ -1411,7 +1376,7 @@
                 <w:b/>
                 <w:sz w:val="20"/>
               </w:rPr>
-              <w:t>Что известно из работы</w:t>
+              <w:t>Сведения об издании</w:t>
             </w:r>
           </w:p>
         </w:tc>
@@ -1481,7 +1446,7 @@
               <w:rPr>
                 <w:sz w:val="20"/>
               </w:rPr>
-              <w:t>Независимое аналитическое издание; изначально выбранный источник</w:t>
+              <w:t>Независимое аналитическое издание; исходно выбранный источник</w:t>
             </w:r>
           </w:p>
         </w:tc>
@@ -1551,7 +1516,7 @@
               <w:rPr>
                 <w:sz w:val="20"/>
               </w:rPr>
-              <w:t>Глянцевый журнал; изначально выбранный; входил в материал Уренковой (2023)</w:t>
+              <w:t>Глянцевый журнал; исходно выбранный источник; входил в материал Уренковой (2023)</w:t>
             </w:r>
           </w:p>
         </w:tc>
@@ -1621,7 +1586,7 @@
               <w:rPr>
                 <w:sz w:val="20"/>
               </w:rPr>
-              <w:t>Нужно описать (тип издания, рубрики)</w:t>
+              <w:t>Требуется описание (тип издания, рубрики)</w:t>
             </w:r>
           </w:p>
         </w:tc>
@@ -1691,7 +1656,7 @@
               <w:rPr>
                 <w:sz w:val="20"/>
               </w:rPr>
-              <w:t>Нужно описать</w:t>
+              <w:t>Требуется описание</w:t>
             </w:r>
           </w:p>
         </w:tc>
@@ -1761,7 +1726,7 @@
               <w:rPr>
                 <w:sz w:val="20"/>
               </w:rPr>
-              <w:t>Нужно описать</w:t>
+              <w:t>Требуется описание</w:t>
             </w:r>
           </w:p>
         </w:tc>
@@ -1831,7 +1796,7 @@
               <w:rPr>
                 <w:sz w:val="20"/>
               </w:rPr>
-              <w:t>Нужно описать</w:t>
+              <w:t>Требуется описание</w:t>
             </w:r>
           </w:p>
         </w:tc>
@@ -1901,7 +1866,7 @@
               <w:rPr>
                 <w:sz w:val="20"/>
               </w:rPr>
-              <w:t>Нужно описать; тексты самые длинные в среднем (около 1 260 слов)</w:t>
+              <w:t>Требуется описание; самые длинные тексты (в среднем около 1 260 слов)</w:t>
             </w:r>
           </w:p>
         </w:tc>
@@ -1971,7 +1936,7 @@
               <w:rPr>
                 <w:sz w:val="20"/>
               </w:rPr>
-              <w:t>Нужно описать; короткие тексты (около 320 слов)</w:t>
+              <w:t>Требуется описание; короткие тексты (около 320 слов)</w:t>
             </w:r>
           </w:p>
         </w:tc>
@@ -2041,7 +2006,7 @@
               <w:rPr>
                 <w:sz w:val="20"/>
               </w:rPr>
-              <w:t>Преемник Cosmopolitan Russia; доступен технически, но плохо собирается автоматически</w:t>
+              <w:t>Преемник Cosmopolitan Russia; технически доступен, но плохо поддаётся автоматическому сбору</w:t>
             </w:r>
           </w:p>
         </w:tc>
@@ -2111,7 +2076,7 @@
               <w:rPr>
                 <w:sz w:val="20"/>
               </w:rPr>
-              <w:t>около 162 тысяч слов, январь–сентябрь 2026</w:t>
+              <w:t>около 162 тысяч слов, январь–сентябрь 2026 года</w:t>
             </w:r>
           </w:p>
         </w:tc>
@@ -2127,7 +2092,7 @@
         <w:rPr>
           <w:i w:val="0"/>
         </w:rPr>
-        <w:t>Слабое место: два издания дают 65% текстов, The Voice представлен одним текстом, а про шесть источников в работе нет описания. Нужно по каждому написать 2–3 предложения по сайту издания: тип, аудитория, рубрики, чем подходит под три критерия. Выдумывать это нельзя.</w:t>
+        <w:t>Ограничения состава: два издания дают 65% текстов, The Voice представлен одним текстом, сведения о шести изданиях в тексте работы отсутствуют. Для каждого из них необходимо дать краткую характеристику по сайту издания: тип, аудитория, рубрики, соответствие критериям отбора.</w:t>
       </w:r>
     </w:p>
     <w:p>
@@ -2135,7 +2100,7 @@
         <w:pStyle w:val="Heading2"/>
       </w:pPr>
       <w:r>
-        <w:t>5.3. Что отсеялось и почему</w:t>
+        <w:t>5.3. Исключённые источники</w:t>
       </w:r>
     </w:p>
     <w:p>
@@ -2151,7 +2116,7 @@
         <w:t>Elle.ru и Buro247.ru:</w:t>
       </w:r>
       <w:r>
-        <w:t xml:space="preserve"> запрещают автоматический сбор в robots.txt;</w:t>
+        <w:t xml:space="preserve"> автоматический сбор запрещён в robots.txt;</w:t>
       </w:r>
     </w:p>
     <w:p>
@@ -2167,7 +2132,7 @@
         <w:t>Forbes.ru и Pravilamag.ru:</w:t>
       </w:r>
       <w:r>
-        <w:t xml:space="preserve"> отдавали пустое содержимое (вероятно, JavaScript или пейвол);</w:t>
+        <w:t xml:space="preserve"> пустое содержимое страниц (вероятно, требуется JavaScript или действует пейвол);</w:t>
       </w:r>
     </w:p>
     <w:p>
@@ -2183,7 +2148,7 @@
         <w:t>PROfashion:</w:t>
       </w:r>
       <w:r>
-        <w:t xml:space="preserve"> деловое B2B-издание, технические сбои при сборе;</w:t>
+        <w:t xml:space="preserve"> деловое B2B-издание; технические сбои при сборе;</w:t>
       </w:r>
     </w:p>
     <w:p>
@@ -2199,7 +2164,7 @@
         <w:t>Нетематические ресурсы:</w:t>
       </w:r>
       <w:r>
-        <w:t xml:space="preserve"> издания про историю, поп-культуру и блог патентного бюро — не специализируются на моде.</w:t>
+        <w:t xml:space="preserve"> издания по истории, поп-культуре и блог патентного бюро; не специализируются на моде.</w:t>
       </w:r>
     </w:p>
     <w:p>
@@ -2207,7 +2172,7 @@
         <w:pStyle w:val="Heading2"/>
       </w:pPr>
       <w:r>
-        <w:t>5.4. Как собирали материал (по шагам)</w:t>
+        <w:t>5.4. Порядок сбора и подготовки материала</w:t>
       </w:r>
     </w:p>
     <w:p>
@@ -2225,7 +2190,7 @@
         <w:t xml:space="preserve">Критерии и проверка доступа. </w:t>
       </w:r>
       <w:r>
-        <w:t>Выбрали издания по критериям, проверили robots.txt каждого сайта.</w:t>
+        <w:t>Выбор изданий по критериям; проверка robots.txt каждого сайта.</w:t>
       </w:r>
     </w:p>
     <w:p>
@@ -2243,7 +2208,7 @@
         <w:t xml:space="preserve">Список адресов. </w:t>
       </w:r>
       <w:r>
-        <w:t>Из модных рубрик каждого издания собрали адреса статей (тренды, показы, подборки, интервью, колонки).</w:t>
+        <w:t>Сбор адресов статей из модных рубрик изданий (тренды, показы, подборки, интервью, колонки).</w:t>
       </w:r>
     </w:p>
     <w:p>
@@ -2261,7 +2226,7 @@
         <w:t xml:space="preserve">Проверка даты. </w:t>
       </w:r>
       <w:r>
-        <w:t>У каждой страницы дату публикации проверили по метаданным; тексты, опубликованные до 2026 года (в том числе с «ss26» в адресе), исключили.</w:t>
+        <w:t>Дата публикации каждой страницы проверена по метаданным; тексты, опубликованные до 2026 года (в том числе с «ss26» в адресе), исключены.</w:t>
       </w:r>
     </w:p>
     <w:p>
@@ -2276,10 +2241,10 @@
         <w:rPr>
           <w:b/>
         </w:rPr>
-        <w:t xml:space="preserve">Автоматическое извлечение текста. </w:t>
+        <w:t xml:space="preserve">Извлечение текста. </w:t>
       </w:r>
       <w:r>
-        <w:t>Программа на Python с библиотекой trafilatura скачивает страницу и вырезает основной текст без меню и рекламы. Раньше текст записывали как пересказ — это обнаружили и исправили; теперь в корпусе подлинный текст.</w:t>
+        <w:t>Программа на Python с библиотекой trafilatura скачивает страницу и выделяет основной текст без навигации и рекламы. На раннем этапе использовались пересказы; методологическая проблема выявлена и устранена, в корпусе — подлинный текст.</w:t>
       </w:r>
     </w:p>
     <w:p>
@@ -2297,7 +2262,7 @@
         <w:t xml:space="preserve">Метаданные. </w:t>
       </w:r>
       <w:r>
-        <w:t>У каждого текста: номер, источник, жанр, автор, дата, заголовок, адрес, текст. Формат — JSON.</w:t>
+        <w:t>Для каждого текста: номер, источник, жанр, автор, дата, заголовок, адрес, текст. Формат хранения — JSON.</w:t>
       </w:r>
     </w:p>
     <w:p>
@@ -2315,7 +2280,7 @@
         <w:t xml:space="preserve">Жанровая разметка. </w:t>
       </w:r>
       <w:r>
-        <w:t>Каждому тексту присвоена жанровая метка (всего 20 меток, из них 11 с не менее чем пятью текстами). Открытый вопрос: кто и по каким критериям размечал — в работе это не описано, нужно описать и перепроверить вручную около 30 текстов.</w:t>
+        <w:t>Каждому тексту присвоена жанровая метка (20 меток, из них 11 с не менее чем пятью текстами). Критерии разметки и порядок её выполнения требуют описания; необходима ручная проверка выборки (около 30 текстов).</w:t>
       </w:r>
     </w:p>
     <w:p>
@@ -2333,7 +2298,7 @@
         <w:t xml:space="preserve">Предобработка. </w:t>
       </w:r>
       <w:r>
-        <w:t>Токенизация, нижний регистр, удаление пунктуации, цифр и стоп-слов, лемматизация (pymorphy3). Из 154 706 токенов осталось 101 847 лемм, в словаре 16 395 уникальных лемм.</w:t>
+        <w:t>Токенизация, приведение к нижнему регистру, удаление пунктуации, цифр и стоп-слов, лемматизация (pymorphy3). Из 154 706 токенов получено 101 847 лемм; словарь — 16 395 уникальных лемм.</w:t>
       </w:r>
     </w:p>
     <w:p>
@@ -2341,21 +2306,21 @@
         <w:pStyle w:val="Heading1"/>
       </w:pPr>
       <w:r>
-        <w:t>6. Как обрабатывали тексты: что делает каждый метод</w:t>
+        <w:t>6. Методы обработки текстов</w:t>
       </w:r>
     </w:p>
     <w:tbl>
       <w:tblPr>
         <w:tblStyle w:val="TableGrid"/>
-        <w:tblW w:type="auto" w:w="0"/>
         <w:jc w:val="center"/>
         <w:tblLayout w:type="fixed"/>
         <w:tblLook w:firstColumn="1" w:firstRow="1" w:lastColumn="0" w:lastRow="0" w:noHBand="0" w:noVBand="1" w:val="04A0"/>
+        <w:tblW w:w="9355" w:type="dxa"/>
       </w:tblPr>
       <w:tblGrid>
-        <w:gridCol w:w="3118"/>
-        <w:gridCol w:w="3118"/>
-        <w:gridCol w:w="3118"/>
+        <w:gridCol w:w="1814"/>
+        <w:gridCol w:w="3402"/>
+        <w:gridCol w:w="4139"/>
       </w:tblGrid>
       <w:tr>
         <w:trPr>
@@ -2395,7 +2360,7 @@
                 <w:b/>
                 <w:sz w:val="19"/>
               </w:rPr>
-              <w:t>Что делаем и зачем</w:t>
+              <w:t>Назначение</w:t>
             </w:r>
           </w:p>
         </w:tc>
@@ -2414,7 +2379,7 @@
                 <w:b/>
                 <w:sz w:val="19"/>
               </w:rPr>
-              <w:t>Что получили</w:t>
+              <w:t>Результат</w:t>
             </w:r>
           </w:p>
         </w:tc>
@@ -2450,7 +2415,7 @@
               <w:rPr>
                 <w:sz w:val="19"/>
               </w:rPr>
-              <w:t>Считаем самые частые слова — это терминологическое ядро</w:t>
+              <w:t>Определение терминологического ядра</w:t>
             </w:r>
           </w:p>
         </w:tc>
@@ -2503,7 +2468,7 @@
               <w:rPr>
                 <w:sz w:val="19"/>
               </w:rPr>
-              <w:t>Ищем устойчивые сочетания соседних слов</w:t>
+              <w:t>Выявление устойчивых сочетаний соседних слов</w:t>
             </w:r>
           </w:p>
         </w:tc>
@@ -2520,7 +2485,7 @@
               <w:rPr>
                 <w:sz w:val="19"/>
               </w:rPr>
-              <w:t>Лидеры по частоте — осень зима (179), saint laurent (91), неделя мода (76); по PMI — имена собственные; найден артефакт: навигационные фразы «рассказать ниже»</w:t>
+              <w:t>По частоте: осень зима (179), saint laurent (91), неделя мода (76); по PMI преобладают имена собственные; выявлены навигационные шаблоны («рассказать ниже»)</w:t>
             </w:r>
           </w:p>
         </w:tc>
@@ -2556,7 +2521,7 @@
               <w:rPr>
                 <w:sz w:val="19"/>
               </w:rPr>
-              <w:t>Смотрим долю слов латиницей и упоминания брендов</w:t>
+              <w:t>Доля слов латиницей и упоминания брендов</w:t>
             </w:r>
           </w:p>
         </w:tc>
@@ -2573,7 +2538,7 @@
               <w:rPr>
                 <w:sz w:val="19"/>
               </w:rPr>
-              <w:t>Латиница 6% токенов (это в основном бренды); чаще всего Chanel (163), Dior (157), Prada (152)</w:t>
+              <w:t>Латиница — 6% токенов (преимущественно названия брендов); чаще всего упоминаются Chanel (163), Dior (157), Prada (152)</w:t>
             </w:r>
           </w:p>
         </w:tc>
@@ -2609,7 +2574,7 @@
               <w:rPr>
                 <w:sz w:val="19"/>
               </w:rPr>
-              <w:t>Сравниваем лексику изданий и жанров</w:t>
+              <w:t>Сравнение лексики изданий и жанров</w:t>
             </w:r>
           </w:p>
         </w:tc>
@@ -2662,7 +2627,7 @@
               <w:rPr>
                 <w:sz w:val="19"/>
               </w:rPr>
-              <w:t>Автоматически выделяем темы без разметки и сверяем с жанрами</w:t>
+              <w:t>Автоматическое выделение тем и сопоставление с жанрами</w:t>
             </w:r>
           </w:p>
         </w:tc>
@@ -2679,7 +2644,7 @@
               <w:rPr>
                 <w:sz w:val="19"/>
               </w:rPr>
-              <w:t>Тема «кампании и капсулы» совпала с жанром «выбор/дайджест» в 11 из 13 текстов; но разбиение нестабильно</w:t>
+              <w:t>Тема «кампании и капсулы» совпала с жанром «выбор/дайджест» в 11 из 13 текстов; разбиение нестабильно при пересчёте</w:t>
             </w:r>
           </w:p>
         </w:tc>
@@ -2715,7 +2680,7 @@
               <w:rPr>
                 <w:sz w:val="19"/>
               </w:rPr>
-              <w:t>Длина предложения, лексическая плотность, разнообразие (TTR, MATTR)</w:t>
+              <w:t>Длина предложения, лексическая плотность, лексическое разнообразие (TTR, MATTR)</w:t>
             </w:r>
           </w:p>
         </w:tc>
@@ -2732,7 +2697,7 @@
               <w:rPr>
                 <w:sz w:val="19"/>
               </w:rPr>
-              <w:t>Короткие предложения в «выбор» и «украшения» (14,6 и 12,9 слов); «мнение» — самое разнообразное по MATTR (0,804)</w:t>
+              <w:t>Короткие предложения в жанрах «выбор» и «украшения» (14,6 и 12,9 слов); «мнение» — наибольшее разнообразие по MATTR (0,804)</w:t>
             </w:r>
           </w:p>
         </w:tc>
@@ -2751,7 +2716,7 @@
               <w:rPr>
                 <w:sz w:val="19"/>
               </w:rPr>
-              <w:t>Тональность (BERT)</w:t>
+              <w:t>Тональность</w:t>
             </w:r>
           </w:p>
         </w:tc>
@@ -2768,7 +2733,7 @@
               <w:rPr>
                 <w:sz w:val="19"/>
               </w:rPr>
-              <w:t>Модель классифицирует текст как позитивный, нейтральный, негативный</w:t>
+              <w:t>Классификация текстов: позитивная, нейтральная, негативная</w:t>
             </w:r>
           </w:p>
         </w:tc>
@@ -2785,7 +2750,7 @@
               <w:rPr>
                 <w:sz w:val="19"/>
               </w:rPr>
-              <w:t>110 позитивных (54,5%), 89 нейтральных, 3 негативных; The Blueprint и SYMBOL различаются внутри «тенденций» (p = 0,0156)</w:t>
+              <w:t>110 позитивных (54,5%), 89 нейтральных, 3 негативных; различие The Blueprint и SYMBOL внутри «тенденций» (p = 0,0156)</w:t>
             </w:r>
           </w:p>
         </w:tc>
@@ -2821,7 +2786,7 @@
               <w:rPr>
                 <w:sz w:val="19"/>
               </w:rPr>
-              <w:t>Считаем слова про ИИ, соцсети, блогеров, алгоритмы</w:t>
+              <w:t>Подсчёт слов по темам: искусственный интеллект, соцсети, блогеры, алгоритмы</w:t>
             </w:r>
           </w:p>
         </w:tc>
@@ -2838,7 +2803,7 @@
               <w:rPr>
                 <w:sz w:val="19"/>
               </w:rPr>
-              <w:t>301 употребление в 85 текстах; «метавселенная» — 0, «алгоритм» — 4 раза</w:t>
+              <w:t>301 употребление в 85 текстах; «метавселенная» — 0; «алгоритм» — 4</w:t>
             </w:r>
           </w:p>
         </w:tc>
@@ -2874,7 +2839,7 @@
               <w:rPr>
                 <w:sz w:val="19"/>
               </w:rPr>
-              <w:t>Десять запусков LDA с разной инициализацией; сравнение TTR и MATTR</w:t>
+              <w:t>Десять запусков LDA с разной инициализацией; сопоставление TTR и MATTR</w:t>
             </w:r>
           </w:p>
         </w:tc>
@@ -2891,7 +2856,7 @@
               <w:rPr>
                 <w:sz w:val="19"/>
               </w:rPr>
-              <w:t>Темы воспроизводятся лишь частично; простой TTR зависит от длины текста</w:t>
+              <w:t>Темы воспроизводятся частично; простой TTR зависит от длины текста</w:t>
             </w:r>
           </w:p>
         </w:tc>
@@ -2907,7 +2872,7 @@
         <w:pStyle w:val="Heading1"/>
       </w:pPr>
       <w:r>
-        <w:t>7. О чём каждая глава</w:t>
+        <w:t>7. Структура работы</w:t>
       </w:r>
     </w:p>
     <w:p>
@@ -2923,7 +2888,7 @@
         <w:rPr>
           <w:i w:val="0"/>
         </w:rPr>
-        <w:t>Актуальность: индустрия моды переезжает в цифровую среду, а язык цифровых модных медиа почти не изучен на русском материале количественными методами. Степень разработанности, объект, предмет, цель, задачи, гипотезы, материал, методы, значимость, структура.</w:t>
+        <w:t>Актуальность, степень разработанности, объект, предмет, цель, задачи, гипотезы, материал, методы, значимость, структура. Исходный тезис: индустрия моды переходит в цифровую среду, а язык цифровых модных медиа на русском материале количественными методами изучен недостаточно.</w:t>
       </w:r>
     </w:p>
     <w:p>
@@ -2947,7 +2912,7 @@
         <w:t>1.1.</w:t>
       </w:r>
       <w:r>
-        <w:t xml:space="preserve"> модный дискурс — институциональный дискурс; у него рекламная, информирующая, инструктирующая и имидж-функции; терминология гибридная (французские термины и англицизмы, например fashion); высокая неологизация, которая отражает и сдвиги ценностей.</w:t>
+        <w:t xml:space="preserve"> модный дискурс как институциональный тип дискурса: функции (рекламная, информирующая, инструктирующая, имидж-определяющая), гибридная терминология (французские термины и англицизмы, в частности fashion), высокая неологизация.</w:t>
       </w:r>
     </w:p>
     <w:p>
@@ -2963,7 +2928,7 @@
         <w:t>1.2.</w:t>
       </w:r>
       <w:r>
-        <w:t xml:space="preserve"> цифровая трансформация на трёх уровнях: организационно-экономический, маркетингово-коммуникативный, технологический (метавселенная, цифровая одежда, ИИ). Здесь же кейсы: показ Hanifa, цифровая модель Шуду, игровые коллаборации Gucci.</w:t>
+        <w:t xml:space="preserve"> цифровая трансформация на трёх уровнях: организационно-экономическом, маркетингово-коммуникативном и технологическом (метавселенная, цифровая одежда, искусственный интеллект); кейсы Hanifa, Шуду, игровые коллаборации Gucci.</w:t>
       </w:r>
     </w:p>
     <w:p>
@@ -2979,7 +2944,7 @@
         <w:t>1.3.</w:t>
       </w:r>
       <w:r>
-        <w:t xml:space="preserve"> цифровая среда порождает новые жанры (модный блог перехватывает функции глянца, гибридные показы); интернет — главный источник новых слов; рабочая жанровая разметка.</w:t>
+        <w:t xml:space="preserve"> новые жанровые формы цифровой среды (модный блог, гибридные показы); интернет как источник новой лексики; рабочая жанровая разметка.</w:t>
       </w:r>
     </w:p>
     <w:p>
@@ -2995,23 +2960,7 @@
         <w:t>1.4.</w:t>
       </w:r>
       <w:r>
-        <w:t xml:space="preserve"> методы автоматического анализа: предобработка, PMI, LDA, BERT, TTR и MATTR, G², тест Фишера — и ограничения каждого.</w:t>
-      </w:r>
-    </w:p>
-    <w:p>
-      <w:pPr>
-        <w:pStyle w:val="ListBullet"/>
-        <w:spacing w:after="60"/>
-        <w:ind w:left="510"/>
-      </w:pPr>
-      <w:r>
-        <w:rPr>
-          <w:b/>
-        </w:rPr>
-        <w:t>Выводы:</w:t>
-      </w:r>
-      <w:r>
-        <w:t xml:space="preserve"> теоретическая база приводит к эмпирической части.</w:t>
+        <w:t xml:space="preserve"> методы автоматического анализа: предобработка, PMI, LDA, BERT, TTR и MATTR, G², тест Фишера и их ограничения.</w:t>
       </w:r>
     </w:p>
     <w:p>
@@ -3035,7 +2984,7 @@
         <w:t>2.1.</w:t>
       </w:r>
       <w:r>
-        <w:t xml:space="preserve"> критерии отбора, состав корпуса, как собирали, метаданные, жанровая разметка, связь жанра и источника, раскрытие использования ИИ.</w:t>
+        <w:t xml:space="preserve"> критерии отбора, состав корпуса, порядок сбора, метаданные, жанровая разметка, связь жанра и источника, раскрытие использования ИИ.</w:t>
       </w:r>
     </w:p>
     <w:p>
@@ -3083,7 +3032,7 @@
         <w:t>2.4.</w:t>
       </w:r>
       <w:r>
-        <w:t xml:space="preserve"> влияние платформенных алгоритмов как объяснительная рамка: доминирование жанра «тенденции» (36%), позитивность, контраст «быстрых» и «длинных» текстов.</w:t>
+        <w:t xml:space="preserve"> платформенные алгоритмы как объяснительная рамка: доля жанра «тенденции» (36%), позитивность, соотношение коротких и длинных текстов.</w:t>
       </w:r>
     </w:p>
     <w:p>
@@ -3099,7 +3048,7 @@
         <w:t>2.5.</w:t>
       </w:r>
       <w:r>
-        <w:t xml:space="preserve"> сколько цифровой лексики в корпусе и какой.</w:t>
+        <w:t xml:space="preserve"> объём и характер цифровой лексики в корпусе.</w:t>
       </w:r>
     </w:p>
     <w:p>
@@ -3131,7 +3080,7 @@
         <w:rPr>
           <w:i w:val="0"/>
         </w:rPr>
-        <w:t>Заключение подводит итоги по гипотезам и обозначает перспективы (деловой B2B-сегмент, аспектный анализ тональности, модели без ограничения на длину). Приложения: А — код сбора, Б — паспорт 202 текстов, В — таблицы частот и PMI, Г — контексты цифровой лексики и распределение тем по источникам.</w:t>
+        <w:t>Заключение содержит итоги по гипотезам и перспективы (деловой B2B-сегмент, аспектный анализ тональности, модели без ограничения на длину текста). Приложения: А — код сбора корпуса; Б — паспорт 202 текстов; В — таблицы частот и PMI; Г — контексты цифровой лексики и распределение тем по источникам.</w:t>
       </w:r>
     </w:p>
     <w:p>
@@ -3139,7 +3088,7 @@
         <w:pStyle w:val="Heading1"/>
       </w:pPr>
       <w:r>
-        <w:t>8. Главные результаты и честные оговорки</w:t>
+        <w:t>8. Основные результаты и ограничения</w:t>
       </w:r>
     </w:p>
     <w:p>
@@ -3157,7 +3106,7 @@
         <w:t>Лексика:</w:t>
       </w:r>
       <w:r>
-        <w:t xml:space="preserve"> ядро — сезоны, бренды, коллекции, предметы гардероба и стилистическое описание; среди тридцати самых частых лемм нет ни одной цифровой.</w:t>
+        <w:t xml:space="preserve"> ядро — сезоны, бренды, коллекции, предметы гардероба и стилистическое описание; среди тридцати самых частотных лемм цифровых нет.</w:t>
       </w:r>
     </w:p>
     <w:p>
@@ -3190,10 +3139,10 @@
         <w:rPr>
           <w:b/>
         </w:rPr>
-        <w:t>Исправление:</w:t>
+        <w:t>Лексическое разнообразие:</w:t>
       </w:r>
       <w:r>
-        <w:t xml:space="preserve"> вывод «лексически беднее всех» по простому TTR оказался артефактом объёма; по MATTR «тенденции» в середине, «мнение» впереди (малая выборка, 5 текстов).</w:t>
+        <w:t xml:space="preserve"> вывод о низкой лексической разнообразности жанра «тенденции» по простому TTR обусловлен объёмом выборки; по MATTR жанр занимает среднюю позицию, наибольшее разнообразие у жанра «мнение» (малая выборка, 5 текстов).</w:t>
       </w:r>
     </w:p>
     <w:p>
@@ -3229,7 +3178,7 @@
         <w:t>Смешение факторов:</w:t>
       </w:r>
       <w:r>
-        <w:t xml:space="preserve"> жанр и источник сильно связаны (V Крамера 0,50): часть жанровых различий — различия изданий.</w:t>
+        <w:t xml:space="preserve"> жанр и источник сильно связаны (V Крамера 0,50); часть жанровых различий отражает различия изданий.</w:t>
       </w:r>
     </w:p>
     <w:p>
@@ -3247,7 +3196,7 @@
         <w:t>Цифровая лексика:</w:t>
       </w:r>
       <w:r>
-        <w:t xml:space="preserve"> в корпусе цифровизация — соцсети, блогеры, онлайн и ИИ; метавселенной нет, «алгоритм» встречается 4 раза. Поэтому тезис о влиянии алгоритмов остаётся объяснением, а не доказанной причиной.</w:t>
+        <w:t xml:space="preserve"> цифровизация представлена соцсетями, блогерами, онлайн-средой и искусственным интеллектом; лексики метавселенной нет, слово «алгоритм» встречается 4 раза. Влияние платформенных алгоритмов остаётся объяснительной рамкой, а не доказанной причиной.</w:t>
       </w:r>
     </w:p>
     <w:p>
@@ -3265,7 +3214,7 @@
         <w:t>Тональность:</w:t>
       </w:r>
       <w:r>
-        <w:t xml:space="preserve"> тональность в этой среде заново не пересчитывалась (нет доступа к HuggingFace); цифры взяты из исходной версии работы. Нужно запустить sentiment_bert.py у себя и сверить.</w:t>
+        <w:t xml:space="preserve"> расчёт тональности в текущей среде не повторялся (нет доступа к репозиторию модели); значения взяты из исходной версии работы и подлежат повторной проверке запуском скрипта sentiment_bert.py.</w:t>
       </w:r>
     </w:p>
     <w:p>
@@ -3273,7 +3222,7 @@
         <w:pStyle w:val="Heading1"/>
       </w:pPr>
       <w:r>
-        <w:t>9. Интересные примеры</w:t>
+        <w:t>9. Примеры из теории и из корпуса</w:t>
       </w:r>
     </w:p>
     <w:p>
@@ -3281,7 +3230,7 @@
         <w:pStyle w:val="Heading2"/>
       </w:pPr>
       <w:r>
-        <w:t>9.1. Про Gucci и игры: это теория, а не корпус</w:t>
+        <w:t>9.1. Игровые коллаборации Gucci: теоретический пример, в корпусе отсутствует</w:t>
       </w:r>
     </w:p>
     <w:p>
@@ -3289,7 +3238,7 @@
         <w:rPr>
           <w:i w:val="0"/>
         </w:rPr>
-        <w:t>В вашей Главе 1 (§1.2) со ссылкой на Панькину и др. (2022) написано: несколько лет подряд Gucci выпускал коллаборации с Animal Crossing, Roblox, The Sims 4 и Pokémon Go; такие проекты повышают узнаваемость бренда, приносят разработчикам игр доход и дают потребителям возможность недорого купить дизайнерскую одежду для аватара. Там же — оценка оборота внутриигровых покупок (около 450 млн долларов на российском рынке Dota 2 и CS:GO, около 3 млрд в мире). Эту работу я не читал, поэтому цифры и формулировки нужно сверить с источником.</w:t>
+        <w:t>В Главе 1 (§1.2), со ссылкой на Панькину и др. (2022), приведено: несколько лет подряд Gucci выпускал коллаборации с Animal Crossing, Roblox, The Sims 4 и Pokémon Go; такие проекты повышают узнаваемость бренда, приносят разработчикам игр дополнительный доход и позволяют покупать дизайнерскую одежду для аватара. Приведена также оценка оборота внутриигровых покупок (около 450 млн долларов на российском рынке Dota 2 и CS:GO, около 3 млрд долларов в мире). Источник по первоисточнику не проверялся; цифры подлежат сверке.</w:t>
       </w:r>
     </w:p>
     <w:p>
@@ -3297,7 +3246,7 @@
         <w:rPr>
           <w:i w:val="0"/>
         </w:rPr>
-        <w:t>Важно для разговора с руководителем: в самом корпусе таких сюжетов нет. Поиск по текстам не находит Roblox, Animal Crossing, The Sims, «метавселенную» и «цифровую одежду». Это не ошибка, а результат: теория описывает цифровую моду как игровые скины и метавселенную, а русскоязычные модные медиа 2026 года пишут о показах, трендах и подборках. Возможное объяснение — хронологическое (работы про метавселенную из 2022–2024 годов), но проверить его можно только на материале разных лет.</w:t>
+        <w:t>В корпусе подобных сюжетов нет: поиск не находит Roblox, Animal Crossing, The Sims, «метавселенную» и «цифровую одежду». Это результат исследования: теория описывает цифровую моду через игровые скины и метавселенную, тогда как русскоязычные модные медиа 2026 года пишут о показах, трендах и подборках. Возможное объяснение — хронологическое (работы о метавселенной относятся к 2022–2024 годам); проверка возможна только на материале разных лет.</w:t>
       </w:r>
     </w:p>
     <w:p>
@@ -3305,7 +3254,7 @@
         <w:rPr>
           <w:i w:val="0"/>
         </w:rPr>
-        <w:t>Другие кейсы из теории: показ Hanifa (2020, полностью цифровой, без живых моделей, более 10 тысяч зрителей) и цифровая модель Шуду в кампаниях Louis Vuitton и Balmain — по Календжяну (2023); тоже требуют сверки по первоисточнику.</w:t>
+        <w:t>Другие теоретические кейсы: показ Hanifa (2020, полностью цифровой, без живых моделей, более 10 тысяч зрителей) и цифровая модель Шуду в кампаниях Louis Vuitton и Balmain — по Календжяну (2023); также подлежат сверке по первоисточнику.</w:t>
       </w:r>
     </w:p>
     <w:p>
@@ -3313,7 +3262,7 @@
         <w:pStyle w:val="Heading2"/>
       </w:pPr>
       <w:r>
-        <w:t>9.2. Что в корпусе про цифровое: живые примеры</w:t>
+        <w:t>9.2. Цифровая тема в текстах корпуса</w:t>
       </w:r>
     </w:p>
     <w:p>
@@ -3342,7 +3291,7 @@
         <w:rPr>
           <w:i w:val="0"/>
         </w:rPr>
-        <w:t>В том же интервью про виртуальную примерку: невыкуп — «главная беда фэшн-ретейлера»; по словам собеседника, выкупается 40% доставленного, 60% нет. Это пример того, как цифровая тема выглядит в реальном тексте: бизнес-проблема, а не «метавселенная».</w:t>
+        <w:t>В том же интервью о виртуальной примерке: невыкуп — «главная беда фэшн-ретейлера»; выкупается 40% доставленного, 60% — нет. Цифровая тема в реальном тексте выступает как бизнес-проблема, а не как метавселенная.</w:t>
       </w:r>
     </w:p>
     <w:p>
@@ -3371,7 +3320,7 @@
         <w:rPr>
           <w:i w:val="0"/>
         </w:rPr>
-        <w:t>Один из пяти текстов жанра «мнение»; хороший пример, где цифровая тема переходит в тему ценностей.</w:t>
+        <w:t>Один из пяти текстов жанра «мнение»; цифровая тема переходит в тему ценностей.</w:t>
       </w:r>
     </w:p>
     <w:p>
@@ -3425,7 +3374,7 @@
         <w:rPr>
           <w:sz w:val="21"/>
         </w:rPr>
-        <w:t xml:space="preserve"> — Posta-Magazine, Fashion Digest о шоу Burberry (№ 156): слово «алгоритм» как образ, а не терминологическая тема</w:t>
+        <w:t xml:space="preserve"> — Posta-Magazine, Fashion Digest о шоу Burberry (№ 156): слово «алгоритм» использовано как образ, а не как предмет обсуждения</w:t>
       </w:r>
     </w:p>
     <w:p>
@@ -3451,7 +3400,7 @@
         <w:pStyle w:val="Heading2"/>
       </w:pPr>
       <w:r>
-        <w:t>9.3. Примеры, которые показывают метод</w:t>
+        <w:t>9.3. Примеры, иллюстрирующие особенности метода</w:t>
       </w:r>
     </w:p>
     <w:p>
@@ -3464,10 +3413,10 @@
         <w:rPr>
           <w:b/>
         </w:rPr>
-        <w:t>Один текст, много слов.</w:t>
+        <w:t>Один текст — много слов.</w:t>
       </w:r>
       <w:r>
-        <w:t xml:space="preserve"> «Икона стиля: Долли Партон» (The Blueprint, 3 349 слов). Имя встречается 69 раз в одном тексте и из-за этого попало в ключевые слова The Blueprint: пример того, как один материал искажает лексическую картину издания.</w:t>
+        <w:t xml:space="preserve"> «Икона стиля: Долли Партон» (The Blueprint, 3 349 слов): имя встречается 69 раз в одном тексте и попало в ключевые слова The Blueprint; один материал искажает лексическую картину издания.</w:t>
       </w:r>
     </w:p>
     <w:p>
@@ -3483,7 +3432,7 @@
         <w:t>Навигационные фразы.</w:t>
       </w:r>
       <w:r>
-        <w:t xml:space="preserve"> в «шопинг-дайджестах» SYMBOL есть шаблон «Подробнее о модных … ниже». Он дал высокочастотные биграммы «рассказать ниже», «ниже подробный» (47–49 раз). Это не язык, а устройство жанра: честный методологический артефакт.</w:t>
+        <w:t xml:space="preserve"> в «шопинг-дайджестах» SYMBOL повторяется шаблон «Подробнее о модных … ниже»; он даёт частотные биграммы «рассказать ниже», «ниже подробный» (47–49 раз). Это устройство жанра, а не лексика дискурса.</w:t>
       </w:r>
     </w:p>
     <w:p>
@@ -3496,10 +3445,10 @@
         <w:rPr>
           <w:b/>
         </w:rPr>
-        <w:t>Один текст на 4% корпуса.</w:t>
+        <w:t>Влияние одного текста.</w:t>
       </w:r>
       <w:r>
-        <w:t xml:space="preserve"> в тексте «Модный женский гардероб на лето-2026: 30 актуальных моделей» (SYMBOL) 6 304 слова — около 4% всего корпуса. Из формул «лето-2026» и «осенью-2026» при удалении цифр остались «огрызки» вроде «лето-».</w:t>
+        <w:t xml:space="preserve"> подборка «Модный женский гардероб на лето-2026: 30 актуальных моделей» (SYMBOL) содержит 6 304 слова — около 4% корпуса. После удаления цифр из формул «лето-2026» и «осенью-2026» остаются фрагменты вроде «лето-».</w:t>
       </w:r>
     </w:p>
     <w:p>
@@ -3515,7 +3464,7 @@
         <w:t>Бренд и сезон.</w:t>
       </w:r>
       <w:r>
-        <w:t xml:space="preserve"> чаще всего упоминаются Chanel, Dior, Prada; хотя бы один из двадцати учтённых домов назван в 137 текстах из 202 (68%), а сезонные обозначения — в 107 (53%): опорные точки корпуса — бренд и сезон.</w:t>
+        <w:t xml:space="preserve"> чаще всего упоминаются Chanel, Dior, Prada; хотя бы один из двадцати учтённых домов назван в 137 текстах из 202 (68%), сезонные обозначения — в 107 (53%): опорные точки корпуса — бренд и сезон.</w:t>
       </w:r>
     </w:p>
     <w:p>
@@ -3523,21 +3472,21 @@
         <w:pStyle w:val="Heading1"/>
       </w:pPr>
       <w:r>
-        <w:t>9а. Что потянем, что под вопросом, что не потянем</w:t>
+        <w:t>10. Реализуемость: что выполнено, что требует доработки, что вне рамок работы</w:t>
       </w:r>
     </w:p>
     <w:tbl>
       <w:tblPr>
         <w:tblStyle w:val="TableGrid"/>
-        <w:tblW w:type="auto" w:w="0"/>
         <w:jc w:val="center"/>
         <w:tblLayout w:type="fixed"/>
         <w:tblLook w:firstColumn="1" w:firstRow="1" w:lastColumn="0" w:lastRow="0" w:noHBand="0" w:noVBand="1" w:val="04A0"/>
+        <w:tblW w:w="9355" w:type="dxa"/>
       </w:tblPr>
       <w:tblGrid>
-        <w:gridCol w:w="3118"/>
-        <w:gridCol w:w="3118"/>
-        <w:gridCol w:w="3118"/>
+        <w:gridCol w:w="2041"/>
+        <w:gridCol w:w="3628"/>
+        <w:gridCol w:w="3685"/>
       </w:tblGrid>
       <w:tr>
         <w:trPr>
@@ -3596,7 +3545,7 @@
                 <w:b/>
                 <w:sz w:val="19"/>
               </w:rPr>
-              <w:t>Почему</w:t>
+              <w:t>Основание</w:t>
             </w:r>
           </w:p>
         </w:tc>
@@ -3615,7 +3564,7 @@
               <w:rPr>
                 <w:sz w:val="19"/>
               </w:rPr>
-              <w:t>Потянем (данные и расчёты есть)</w:t>
+              <w:t>Выполнено (данные и расчёты есть)</w:t>
             </w:r>
           </w:p>
         </w:tc>
@@ -3632,7 +3581,7 @@
               <w:rPr>
                 <w:sz w:val="19"/>
               </w:rPr>
-              <w:t>Корпус из 202 текстов девяти изданий; частотный и коллокационный анализ; жанровая структура; темы LDA с оговорками; стилометрия (TTR и MATTR); сравнение The Blueprint и SYMBOL; параграф про цифровую лексику</w:t>
+              <w:t>Корпус из 202 текстов девяти изданий; частотный и коллокационный анализ; жанровая структура; темы LDA с оговорками; стилометрия (TTR и MATTR); сравнение The Blueprint и SYMBOL; параграф о цифровой лексике</w:t>
             </w:r>
           </w:p>
         </w:tc>
@@ -3649,7 +3598,7 @@
               <w:rPr>
                 <w:sz w:val="19"/>
               </w:rPr>
-              <w:t>Всё посчитано, результаты воспроизводятся скриптами, ограничения описаны (§2.6)</w:t>
+              <w:t>Расчёты воспроизводятся скриптами, ограничения описаны (§2.6)</w:t>
             </w:r>
           </w:p>
         </w:tc>
@@ -3668,7 +3617,7 @@
               <w:rPr>
                 <w:sz w:val="19"/>
               </w:rPr>
-              <w:t>Под вопросом (нужна работа до сдачи)</w:t>
+              <w:t>Требует доработки</w:t>
             </w:r>
           </w:p>
         </w:tc>
@@ -3702,7 +3651,7 @@
               <w:rPr>
                 <w:sz w:val="19"/>
               </w:rPr>
-              <w:t>Модель не пересчитана в текущей среде; нужно запустить скрипт и, желательно, проверить выборку вручную</w:t>
+              <w:t>Модель не пересчитана в текущей среде; необходимо запустить скрипт и желательно проверить выборку вручную</w:t>
             </w:r>
           </w:p>
         </w:tc>
@@ -3754,7 +3703,7 @@
               <w:rPr>
                 <w:sz w:val="19"/>
               </w:rPr>
-              <w:t>Не описаны критерии и кто размечал; нужна проверка выборки</w:t>
+              <w:t>Не описаны критерии и порядок разметки; необходима проверка выборки</w:t>
             </w:r>
           </w:p>
         </w:tc>
@@ -3858,7 +3807,7 @@
               <w:rPr>
                 <w:sz w:val="19"/>
               </w:rPr>
-              <w:t>Часть источников не прочитана (Барт, Гетманцева, Гусова и Козлова, Гольдберг, Лейн, Гальцева, Арутюнова); цифры Панькиной и Календжяна нужно сверить</w:t>
+              <w:t>Часть источников не проверена по первоисточнику (Барт, Гетманцева, Гусова и Козлова, Гольдберг, Лейн, Гальцева, Арутюнова); цифры Панькиной и Календжяна подлежат сверке</w:t>
             </w:r>
           </w:p>
         </w:tc>
@@ -3893,7 +3842,7 @@
               <w:rPr>
                 <w:sz w:val="19"/>
               </w:rPr>
-              <w:t>Текст, подготовленный с ИИ, и раскрытие ИИ</w:t>
+              <w:t>Авторская переработка текста и раскрытие использования ИИ</w:t>
             </w:r>
           </w:p>
         </w:tc>
@@ -3910,7 +3859,7 @@
               <w:rPr>
                 <w:sz w:val="19"/>
               </w:rPr>
-              <w:t>По Положению нужны существенная авторская переработка и раскрытие (п. 3.3, 4.2)</w:t>
+              <w:t>Требования Положения ЮФУ (приказ № 184-ОД, п. 3.3, 4.2)</w:t>
             </w:r>
           </w:p>
         </w:tc>
@@ -3929,7 +3878,7 @@
               <w:rPr>
                 <w:sz w:val="19"/>
               </w:rPr>
-              <w:t>Не потянем (лучше не обещать)</w:t>
+              <w:t>Вне рамок работы (не заявлять)</w:t>
             </w:r>
           </w:p>
         </w:tc>
@@ -3963,7 +3912,7 @@
               <w:rPr>
                 <w:sz w:val="19"/>
               </w:rPr>
-              <w:t>Корпус — один срез, смещённый к сентябрю 2026</w:t>
+              <w:t>Корпус — один срез, смещённый к сентябрю 2026 года</w:t>
             </w:r>
           </w:p>
         </w:tc>
@@ -4015,7 +3964,7 @@
               <w:rPr>
                 <w:sz w:val="19"/>
               </w:rPr>
-              <w:t>Слово «алгоритм» встретилось в 4 текстах; это объяснительная рамка, не доказанная связь</w:t>
+              <w:t>Слово «алгоритм» встретилось в 4 текстах; это объяснительная рамка</w:t>
             </w:r>
           </w:p>
         </w:tc>
@@ -4067,7 +4016,7 @@
               <w:rPr>
                 <w:sz w:val="19"/>
               </w:rPr>
-              <w:t>Семь изданий дают от 1 до 19 текстов; надёжно сравнивать можно только The Blueprint и SYMBOL</w:t>
+              <w:t>Семь изданий представлены 1–19 текстами; надёжно сопоставимы только The Blueprint и SYMBOL</w:t>
             </w:r>
           </w:p>
         </w:tc>
@@ -4119,7 +4068,7 @@
               <w:rPr>
                 <w:sz w:val="19"/>
               </w:rPr>
-              <w:t>В корпусе её нет (метавселенная — 0 употреблений)</w:t>
+              <w:t>В корпусе отсутствует (метавселенная — 0 употреблений)</w:t>
             </w:r>
           </w:p>
         </w:tc>
@@ -4138,7 +4087,7 @@
               <w:rPr>
                 <w:sz w:val="19"/>
               </w:rPr>
-              <w:t>В перспективы (не в работу)</w:t>
+              <w:t>В перспективы</w:t>
             </w:r>
           </w:p>
         </w:tc>
@@ -4172,7 +4121,7 @@
               <w:rPr>
                 <w:sz w:val="19"/>
               </w:rPr>
-              <w:t>Не вошли по техническим причинам или требуют отдельного исследования</w:t>
+              <w:t>Не вошли по техническим причинам либо требуют отдельного исследования</w:t>
             </w:r>
           </w:p>
         </w:tc>
@@ -4188,15 +4137,7 @@
         <w:pStyle w:val="Heading1"/>
       </w:pPr>
       <w:r>
-        <w:t>9б. Вопросы к научному руководителю</w:t>
-      </w:r>
-    </w:p>
-    <w:p>
-      <w:r>
-        <w:rPr>
-          <w:i w:val="0"/>
-        </w:rPr>
-        <w:t>Решения, которые нужны от руководителя, сгруппированы по темам.</w:t>
+        <w:t>11. Вопросы для согласования</w:t>
       </w:r>
     </w:p>
     <w:p>
@@ -4219,7 +4160,7 @@
         <w:ind w:left="510"/>
       </w:pPr>
       <w:r>
-        <w:t>Согласны ли вы с формулировкой «Жанровые, тематические и оценочные характеристики русскоязычного модного медиадискурса в цифровых изданиях (корпусное исследование на материале 2026 года)»?</w:t>
+        <w:t>Утверждается ли формулировка «Жанровые, тематические и оценочные характеристики русскоязычного модного медиадискурса в цифровых изданиях (корпусное исследование на материале 2026 года)»?</w:t>
       </w:r>
     </w:p>
     <w:p>
@@ -4229,7 +4170,7 @@
         <w:ind w:left="510"/>
       </w:pPr>
       <w:r>
-        <w:t>Нужно ли менять название на титульном листе, или достаточно сузить предмет во введении?</w:t>
+        <w:t>Требуется ли изменение названия на титульном листе, или достаточно уточнить предмет во введении?</w:t>
       </w:r>
     </w:p>
     <w:p>
@@ -4252,7 +4193,7 @@
         <w:ind w:left="510"/>
       </w:pPr>
       <w:r>
-        <w:t>Достаточно ли 202 текстов девяти изданий? Нужно ли добавить издания, чтобы выровнять состав (сейчас The Blueprint и SYMBOL дают 65%)?</w:t>
+        <w:t>Достаточен ли корпус из 202 текстов девяти изданий? Требуется ли добавление изданий для выравнивания состава (The Blueprint и SYMBOL дают 65%)?</w:t>
       </w:r>
     </w:p>
     <w:p>
@@ -4262,7 +4203,7 @@
         <w:ind w:left="510"/>
       </w:pPr>
       <w:r>
-        <w:t>Можно ли называть Snob, FRWF, «Мнение редакции» «журналами» или лучше «цифровыми изданиями и платформами»?</w:t>
+        <w:t>Допустимо ли называть Snob, FRWF и «Мнение редакции» «журналами», или корректнее «цифровые издания и платформы»?</w:t>
       </w:r>
     </w:p>
     <w:p>
@@ -4272,7 +4213,7 @@
         <w:ind w:left="510"/>
       </w:pPr>
       <w:r>
-        <w:t>Достаточно ли описать принцип отбора как «критерии плюс техническая доступность»?</w:t>
+        <w:t>Достаточно ли описания принципа отбора как «критерии с учётом технической доступности»?</w:t>
       </w:r>
     </w:p>
     <w:p>
@@ -4282,7 +4223,7 @@
         <w:ind w:left="510"/>
       </w:pPr>
       <w:r>
-        <w:t>Допустимо ли использовать тексты изданий в корпусе; как оформить правовой и этический раздел?</w:t>
+        <w:t>Каким образом оформить правовой и этический раздел об использовании текстов изданий в корпусе?</w:t>
       </w:r>
     </w:p>
     <w:p>
@@ -4305,7 +4246,7 @@
         <w:ind w:left="510"/>
       </w:pPr>
       <w:r>
-        <w:t>Кто должен размечать жанры и нужна ли проверка вторым разметчиком (или хотя бы ручная проверка выборки)?</w:t>
+        <w:t>Кто выполняет жанровую разметку и требуется ли проверка вторым разметчиком (или ручная проверка выборки)?</w:t>
       </w:r>
     </w:p>
     <w:p>
@@ -4315,7 +4256,7 @@
         <w:ind w:left="510"/>
       </w:pPr>
       <w:r>
-        <w:t>Достаточно ли одной готовой модели для анализа тональности или нужна сверка с ручной разметкой? Какую выборку считать достаточной?</w:t>
+        <w:t>Достаточно ли одной готовой модели для анализа тональности или необходима сверка с ручной разметкой? Какой объём выборки считать достаточным?</w:t>
       </w:r>
     </w:p>
     <w:p>
@@ -4325,7 +4266,7 @@
         <w:ind w:left="510"/>
       </w:pPr>
       <w:r>
-        <w:t>Нужно ли добавить распознавание именованных сущностей (бренды, персоны), чтобы отделить имена от заимствований?</w:t>
+        <w:t>Нужно ли распознавание именованных сущностей (бренды, персоны) для отделения имён от заимствований?</w:t>
       </w:r>
     </w:p>
     <w:p>
@@ -4335,7 +4276,7 @@
         <w:ind w:left="510"/>
       </w:pPr>
       <w:r>
-        <w:t>Допустимо ли оставить тематическую модель LDA с оговоркой о нестабильности или заменить метод?</w:t>
+        <w:t>Допустимо ли сохранить тематическую модель LDA с оговоркой о нестабильности или заменить метод?</w:t>
       </w:r>
     </w:p>
     <w:p>
@@ -4358,7 +4299,7 @@
         <w:ind w:left="510"/>
       </w:pPr>
       <w:r>
-        <w:t>Первая глава построена вокруг метавселенной и цифровой одежды, а в корпусе этого нет. Перестраивать главу под жанры, лексику и оценку или оставить как рамку?</w:t>
+        <w:t>Глава 1 построена вокруг метавселенной и цифровой одежды, которые в корпусе не представлены. Перестроить главу под жанры, лексику и оценку или сохранить как контекст?</w:t>
       </w:r>
     </w:p>
     <w:p>
@@ -4391,7 +4332,7 @@
         <w:ind w:left="510"/>
       </w:pPr>
       <w:r>
-        <w:t>Как считать объём: основной текст (Введение–Заключение) или весь файл? Сколько страниц нужно по вашей методике?</w:t>
+        <w:t>Как рассчитывается объём: основной текст (Введение–Заключение) или весь файл? Какой объём требуется?</w:t>
       </w:r>
     </w:p>
     <w:p>
@@ -4411,7 +4352,7 @@
         <w:ind w:left="510"/>
       </w:pPr>
       <w:r>
-        <w:t>Предусмотрены ли рецензент и презентация к защите для направления 45.03.04? Какие сроки предзащиты?</w:t>
+        <w:t>Предусмотрены ли рецензент и презентация к защите для направления 45.03.04? Каковы сроки предзащиты?</w:t>
       </w:r>
     </w:p>
     <w:p>
@@ -4434,7 +4375,7 @@
         <w:ind w:left="510"/>
       </w:pPr>
       <w:r>
-        <w:t>Каким способом раскрыть использование ИИ (раздел в §2.1, подраздел списка источников или Декларация)?</w:t>
+        <w:t>Каким способом оформить раскрытие использования ИИ (раздел в §2.1, подраздел списка источников или Декларация по приложению к Положению)?</w:t>
       </w:r>
     </w:p>
     <w:p>
@@ -4444,7 +4385,7 @@
         <w:ind w:left="510"/>
       </w:pPr>
       <w:r>
-        <w:t>Что вы считаете «существенной авторской переработкой» текста, сделанного с помощью ИИ, и можно ли оставить расчёты и код, подготовленные с помощью ИИ?</w:t>
+        <w:t>Что считается существенной авторской переработкой текста, подготовленного с применением ИИ, и допустимо ли сохранить расчёты и код, подготовленные с его помощью?</w:t>
       </w:r>
     </w:p>
     <w:p>
@@ -4452,7 +4393,7 @@
         <w:rPr>
           <w:b/>
         </w:rPr>
-        <w:t>Что убрать:</w:t>
+        <w:t>Сокращение:</w:t>
       </w:r>
       <w:r>
         <w:rPr>
@@ -4467,7 +4408,7 @@
         <w:ind w:left="510"/>
       </w:pPr>
       <w:r>
-        <w:t>Что вы советуете сократить, если не успеем: §2.4 про алгоритмы, §1.2 про метавселенную, часть приложений?</w:t>
+        <w:t>Что исключить при нехватке времени: §2.4 об алгоритмах, §1.2 о метавселенной, часть приложений?</w:t>
       </w:r>
     </w:p>
     <w:p>
@@ -4475,20 +4416,20 @@
         <w:pStyle w:val="Heading1"/>
       </w:pPr>
       <w:r>
-        <w:t>10. Вопросы, которые могут задать нам, и короткие ответы</w:t>
+        <w:t>12. Возможные вопросы и ответы</w:t>
       </w:r>
     </w:p>
     <w:tbl>
       <w:tblPr>
         <w:tblStyle w:val="TableGrid"/>
-        <w:tblW w:type="auto" w:w="0"/>
         <w:jc w:val="center"/>
         <w:tblLayout w:type="fixed"/>
         <w:tblLook w:firstColumn="1" w:firstRow="1" w:lastColumn="0" w:lastRow="0" w:noHBand="0" w:noVBand="1" w:val="04A0"/>
+        <w:tblW w:w="9355" w:type="dxa"/>
       </w:tblPr>
       <w:tblGrid>
-        <w:gridCol w:w="4677"/>
-        <w:gridCol w:w="4677"/>
+        <w:gridCol w:w="3402"/>
+        <w:gridCol w:w="5953"/>
       </w:tblGrid>
       <w:tr>
         <w:trPr>
@@ -4528,7 +4469,7 @@
                 <w:b/>
                 <w:sz w:val="20"/>
               </w:rPr>
-              <w:t>Короткий ответ</w:t>
+              <w:t>Ответ</w:t>
             </w:r>
           </w:p>
         </w:tc>
@@ -4547,7 +4488,7 @@
               <w:rPr>
                 <w:sz w:val="20"/>
               </w:rPr>
-              <w:t>Тема слишком широкая. Что именно вы изучаете в текстах?</w:t>
+              <w:t>Тема широкая. Что именно изучается в текстах?</w:t>
             </w:r>
           </w:p>
         </w:tc>
@@ -4583,7 +4524,7 @@
               <w:rPr>
                 <w:sz w:val="20"/>
               </w:rPr>
-              <w:t>Почему именно эти издания?</w:t>
+              <w:t>Почему выбраны именно эти издания?</w:t>
             </w:r>
           </w:p>
         </w:tc>
@@ -4600,7 +4541,7 @@
               <w:rPr>
                 <w:sz w:val="20"/>
               </w:rPr>
-              <w:t>Три критерия (цифровые, активные, жанрово разные) плюс техническая доступность. Elle и Buro247 исключены по robots.txt. Слабое место — асимметрия: два издания дают 65%.</w:t>
+              <w:t>Три критерия (цифровые, активные, жанрово разнородные) и техническая доступность. Elle и Buro247 исключены по robots.txt. Ограничение: два издания дают 65% корпуса.</w:t>
             </w:r>
           </w:p>
         </w:tc>
@@ -4636,7 +4577,7 @@
               <w:rPr>
                 <w:sz w:val="20"/>
               </w:rPr>
-              <w:t>Чтобы получить синхронный срез; даты проверены по метаданным. Минус — корпус нельзя использовать для динамики.</w:t>
+              <w:t>Синхронный срез; даты проверены по метаданным. Корпус не пригоден для анализа динамики.</w:t>
             </w:r>
           </w:p>
         </w:tc>
@@ -4655,7 +4596,7 @@
               <w:rPr>
                 <w:sz w:val="20"/>
               </w:rPr>
-              <w:t>Откуда жанры?</w:t>
+              <w:t>Откуда взяты жанры?</w:t>
             </w:r>
           </w:p>
         </w:tc>
@@ -4672,7 +4613,7 @@
               <w:rPr>
                 <w:sz w:val="20"/>
               </w:rPr>
-              <w:t>Из метки genre в метаданных. Нужно описать критерии и перепроверить выборку вручную (пока не описано).</w:t>
+              <w:t>Из метки genre в метаданных. Критерии и порядок разметки подлежат описанию и проверке выборки (пока не описаны).</w:t>
             </w:r>
           </w:p>
         </w:tc>
@@ -4691,7 +4632,7 @@
               <w:rPr>
                 <w:sz w:val="20"/>
               </w:rPr>
-              <w:t>Где в корпусе то, о чём первая глава (метавселенная, скины, Gucci)?</w:t>
+              <w:t>Где в корпусе материал первой главы (метавселенная, игровые коллаборации, Gucci)?</w:t>
             </w:r>
           </w:p>
         </w:tc>
@@ -4708,7 +4649,7 @@
               <w:rPr>
                 <w:sz w:val="20"/>
               </w:rPr>
-              <w:t>Их там нет: это самостоятельный результат §2.5. Теория описывает цифровую моду как метавселенную, а медиа пишут о показах, трендах и подборках; цифровое присутствует как соцсети, блогеры, онлайн и ИИ.</w:t>
+              <w:t>Отсутствует. Это самостоятельный результат §2.5: теория описывает цифровую моду через метавселенную, медиа — через показы, тренды и подборки; цифровое присутствует как соцсети, блогеры, онлайн-среда и искусственный интеллект.</w:t>
             </w:r>
           </w:p>
         </w:tc>
@@ -4744,7 +4685,7 @@
               <w:rPr>
                 <w:sz w:val="20"/>
               </w:rPr>
-              <w:t>Описательные характеристики — надёжны; различия между жанрами и темами — с оговорками (§2.6): простой TTR зависит от объёма, LDA нестабилен, жанр смешан с источником.</w:t>
+              <w:t>Описательные характеристики надёжны; различия между жанрами и темами — с оговорками (§2.6): простой TTR зависит от объёма, LDA нестабильна, жанр смешан с источником.</w:t>
             </w:r>
           </w:p>
         </w:tc>
@@ -4763,7 +4704,7 @@
               <w:rPr>
                 <w:sz w:val="20"/>
               </w:rPr>
-              <w:t>Как вы использовали ИИ?</w:t>
+              <w:t>Как использовался ИИ?</w:t>
             </w:r>
           </w:p>
         </w:tc>
@@ -4780,7 +4721,7 @@
               <w:rPr>
                 <w:sz w:val="20"/>
               </w:rPr>
-              <w:t>Раскрыть по п. 3.3: инструмент, версия, даты, цели (сбор и проверка данных, скрипты, доп. расчёты, черновики абзацев). Сгенерированный текст переработать самостоятельно (п. 4.2).</w:t>
+              <w:t>Раскрытие по п. 3.3 Положения: инструмент, версия, даты, цели использования. Подготовленный с его помощью текст подлежит существенной авторской переработке (п. 4.2).</w:t>
             </w:r>
           </w:p>
         </w:tc>
@@ -4796,7 +4737,7 @@
         <w:pStyle w:val="Heading1"/>
       </w:pPr>
       <w:r>
-        <w:t>11. Что осталось сделать</w:t>
+        <w:t>13. Дальнейшие шаги</w:t>
       </w:r>
     </w:p>
     <w:p>
@@ -4808,7 +4749,7 @@
         <w:t xml:space="preserve">1. </w:t>
       </w:r>
       <w:r>
-        <w:t>Пересчитать тональность у себя (sentiment_bert.py) и сверить цифры; затем пересчитать тест Фишера.</w:t>
+        <w:t>Повторить расчёт тональности (sentiment_bert.py), сверить значения и пересчитать тест Фишера.</w:t>
       </w:r>
     </w:p>
     <w:p>
@@ -4820,7 +4761,7 @@
         <w:t xml:space="preserve">2. </w:t>
       </w:r>
       <w:r>
-        <w:t>Описать шесть источников (тип издания, рубрики) по сайтам и написать критерии жанров; перепроверить около 30 текстов вручную.</w:t>
+        <w:t>Описать шесть изданий по их сайтам и сформулировать критерии жанров; проверить вручную около 30 текстов.</w:t>
       </w:r>
     </w:p>
     <w:p>
@@ -4832,7 +4773,7 @@
         <w:t xml:space="preserve">3. </w:t>
       </w:r>
       <w:r>
-        <w:t>Прочитать недостающие источники (Барт, Гетманцева, Гусова и Козлова, Гольдберг, Лейн, Гальцева, Арутюнова) или не ссылаться на них; сверить цифры Панькиной и Календжяна.</w:t>
+        <w:t>Проверить недостающие источники (Барт, Гетманцева, Гусова и Козлова, Гольдберг, Лейн, Гальцева, Арутюнова) либо исключить ссылки на них; сверить данные Панькиной и Календжяна.</w:t>
       </w:r>
     </w:p>
     <w:p>
@@ -4844,7 +4785,7 @@
         <w:t xml:space="preserve">4. </w:t>
       </w:r>
       <w:r>
-        <w:t>Переписать абзацы, подготовленные с помощью ИИ (список — в файле Тексты_для_переписывания.md).</w:t>
+        <w:t>Выполнить авторскую переработку текстов, подготовленных с применением ИИ (перечень — в файле «Тексты_для_переписывания»).</w:t>
       </w:r>
     </w:p>
     <w:p>
@@ -4856,7 +4797,7 @@
         <w:t xml:space="preserve">5. </w:t>
       </w:r>
       <w:r>
-        <w:t>Обновить раздел про использование ИИ в §2.1 (инструмент, версия, даты, цель) или оформить Декларацию; согласовать с руководителем способ раскрытия.</w:t>
+        <w:t>Оформить раскрытие использования ИИ в §2.1 (инструмент, версия, даты, цель) либо Декларацию; согласовать способ раскрытия.</w:t>
       </w:r>
     </w:p>
     <w:p>
@@ -4868,7 +4809,7 @@
         <w:t xml:space="preserve">6. </w:t>
       </w:r>
       <w:r>
-        <w:t>Согласовать с руководителем сужение темы и, при необходимости, новое название.</w:t>
+        <w:t>Согласовать уточнение темы и, при необходимости, новое название.</w:t>
       </w:r>
     </w:p>
     <w:sectPr>
